--- a/AHB/ahb_protocol.docx
+++ b/AHB/ahb_protocol.docx
@@ -3,18 +3,767 @@
 <w:document xmlns:wpc="http://schemas.microsoft.com/office/word/2010/wordprocessingCanvas" xmlns:cx="http://schemas.microsoft.com/office/drawing/2014/chartex" xmlns:cx1="http://schemas.microsoft.com/office/drawing/2015/9/8/chartex" xmlns:cx2="http://schemas.microsoft.com/office/drawing/2015/10/21/chartex" xmlns:cx3="http://schemas.microsoft.com/office/drawing/2016/5/9/chartex" xmlns:cx4="http://schemas.microsoft.com/office/drawing/2016/5/10/chartex" xmlns:cx5="http://schemas.microsoft.com/office/drawing/2016/5/11/chartex" xmlns:cx6="http://schemas.microsoft.com/office/drawing/2016/5/12/chartex" xmlns:cx7="http://schemas.microsoft.com/office/drawing/2016/5/13/chartex" xmlns:cx8="http://schemas.microsoft.com/office/drawing/2016/5/14/chartex" xmlns:mc="http://schemas.openxmlformats.org/markup-compatibility/2006" xmlns:aink="http://schemas.microsoft.com/office/drawing/2016/ink" xmlns:am3d="http://schemas.microsoft.com/office/drawing/2017/model3d" xmlns:o="urn:schemas-microsoft-com:office:office" xmlns:oel="http://schemas.microsoft.com/office/2019/extlst" xmlns:r="http://schemas.openxmlformats.org/officeDocument/2006/relationships" xmlns:m="http://schemas.openxmlformats.org/officeDocument/2006/math" xmlns:v="urn:schemas-microsoft-com:vml" xmlns:wp14="http://schemas.microsoft.com/office/word/2010/wordprocessingDrawing" xmlns:wp="http://schemas.openxmlformats.org/drawingml/2006/wordprocessingDrawing" xmlns:w10="urn:schemas-microsoft-com:office:word" xmlns:w="http://schemas.openxmlformats.org/wordprocessingml/2006/main" xmlns:w14="http://schemas.microsoft.com/office/word/2010/wordml" xmlns:w15="http://schemas.microsoft.com/office/word/2012/wordml" xmlns:w16cex="http://schemas.microsoft.com/office/word/2018/wordml/cex" xmlns:w16cid="http://schemas.microsoft.com/office/word/2016/wordml/cid" xmlns:w16="http://schemas.microsoft.com/office/word/2018/wordml" xmlns:w16du="http://schemas.microsoft.com/office/word/2023/wordml/word16du" xmlns:w16sdtdh="http://schemas.microsoft.com/office/word/2020/wordml/sdtdatahash" xmlns:w16sdtfl="http://schemas.microsoft.com/office/word/2024/wordml/sdtformatlock" xmlns:w16se="http://schemas.microsoft.com/office/word/2015/wordml/symex" xmlns:wpg="http://schemas.microsoft.com/office/word/2010/wordprocessingGroup" xmlns:wpi="http://schemas.microsoft.com/office/word/2010/wordprocessingInk" xmlns:wne="http://schemas.microsoft.com/office/word/2006/wordml" xmlns:wps="http://schemas.microsoft.com/office/word/2010/wordprocessingShape" mc:Ignorable="w14 w15 w16se w16cid w16 w16cex w16sdtdh w16sdtfl w16du wp14">
   <w:body>
     <w:p>
-      <w:r>
-        <w:t>Diagram:</w:t>
-      </w:r>
-      <w:r>
-        <w:br/>
-      </w:r>
-      <w:r>
+      <w:pPr>
+        <w:pStyle w:val="Title"/>
+      </w:pPr>
+      <w:r>
+        <w:t>AHB Protocol Verification</w:t>
+      </w:r>
+    </w:p>
+    <w:p>
+      <w:pPr>
+        <w:pStyle w:val="Subtitle"/>
+      </w:pPr>
+      <w:r>
+        <w:t>AHB Master Design, Testbench, and Test Case Documentation</w:t>
+      </w:r>
+    </w:p>
+    <w:p>
+      <w:pPr>
+        <w:spacing w:after="200"/>
+      </w:pPr>
+      <w:r>
+        <w:rPr>
+          <w:b/>
+          <w:bCs/>
+          <w:color w:val="1F3864"/>
+          <w:sz w:val="26"/>
+          <w:szCs w:val="26"/>
+        </w:rPr>
+        <w:t>Table of Contents</w:t>
+      </w:r>
+    </w:p>
+    <w:sdt>
+      <w:sdtPr>
+        <w:alias w:val="Table of Contents"/>
+        <w:id w:val="2020349631"/>
+      </w:sdtPr>
+      <w:sdtContent>
+        <w:p>
+          <w:pPr>
+            <w:pStyle w:val="TOC1"/>
+            <w:tabs>
+              <w:tab w:val="right" w:leader="dot" w:pos="9350"/>
+            </w:tabs>
+            <w:rPr>
+              <w:noProof/>
+            </w:rPr>
+          </w:pPr>
+          <w:r>
+            <w:fldChar w:fldCharType="begin"/>
+          </w:r>
+          <w:r>
+            <w:instrText>TOC \h \o "1-2"</w:instrText>
+          </w:r>
+          <w:r>
+            <w:fldChar w:fldCharType="separate"/>
+          </w:r>
+          <w:hyperlink w:anchor="_Toc235487525" w:history="1">
+            <w:r>
+              <w:rPr>
+                <w:rStyle w:val="Hyperlink"/>
+                <w:noProof/>
+              </w:rPr>
+              <w:t>Architecture Overview</w:t>
+            </w:r>
+            <w:r>
+              <w:rPr>
+                <w:noProof/>
+              </w:rPr>
+              <w:tab/>
+            </w:r>
+            <w:r>
+              <w:rPr>
+                <w:noProof/>
+              </w:rPr>
+              <w:fldChar w:fldCharType="begin"/>
+            </w:r>
+            <w:r>
+              <w:rPr>
+                <w:noProof/>
+              </w:rPr>
+              <w:instrText xml:space="preserve"> PAGEREF _Toc235487525 \h </w:instrText>
+            </w:r>
+            <w:r>
+              <w:rPr>
+                <w:noProof/>
+              </w:rPr>
+            </w:r>
+            <w:r>
+              <w:rPr>
+                <w:noProof/>
+              </w:rPr>
+              <w:fldChar w:fldCharType="separate"/>
+            </w:r>
+            <w:r>
+              <w:rPr>
+                <w:noProof/>
+              </w:rPr>
+              <w:t>1</w:t>
+            </w:r>
+            <w:r>
+              <w:rPr>
+                <w:noProof/>
+              </w:rPr>
+              <w:fldChar w:fldCharType="end"/>
+            </w:r>
+          </w:hyperlink>
+        </w:p>
+        <w:p>
+          <w:pPr>
+            <w:pStyle w:val="TOC1"/>
+            <w:tabs>
+              <w:tab w:val="right" w:leader="dot" w:pos="9350"/>
+            </w:tabs>
+            <w:rPr>
+              <w:noProof/>
+            </w:rPr>
+          </w:pPr>
+          <w:hyperlink w:anchor="_Toc235487526" w:history="1">
+            <w:r>
+              <w:rPr>
+                <w:rStyle w:val="Hyperlink"/>
+                <w:noProof/>
+              </w:rPr>
+              <w:t>AHB Master FSM</w:t>
+            </w:r>
+            <w:r>
+              <w:rPr>
+                <w:noProof/>
+              </w:rPr>
+              <w:tab/>
+            </w:r>
+            <w:r>
+              <w:rPr>
+                <w:noProof/>
+              </w:rPr>
+              <w:fldChar w:fldCharType="begin"/>
+            </w:r>
+            <w:r>
+              <w:rPr>
+                <w:noProof/>
+              </w:rPr>
+              <w:instrText xml:space="preserve"> PAGEREF _Toc235487526 \h </w:instrText>
+            </w:r>
+            <w:r>
+              <w:rPr>
+                <w:noProof/>
+              </w:rPr>
+            </w:r>
+            <w:r>
+              <w:rPr>
+                <w:noProof/>
+              </w:rPr>
+              <w:fldChar w:fldCharType="separate"/>
+            </w:r>
+            <w:r>
+              <w:rPr>
+                <w:noProof/>
+              </w:rPr>
+              <w:t>1</w:t>
+            </w:r>
+            <w:r>
+              <w:rPr>
+                <w:noProof/>
+              </w:rPr>
+              <w:fldChar w:fldCharType="end"/>
+            </w:r>
+          </w:hyperlink>
+        </w:p>
+        <w:p>
+          <w:pPr>
+            <w:pStyle w:val="TOC1"/>
+            <w:tabs>
+              <w:tab w:val="right" w:leader="dot" w:pos="9350"/>
+            </w:tabs>
+            <w:rPr>
+              <w:noProof/>
+            </w:rPr>
+          </w:pPr>
+          <w:hyperlink w:anchor="_Toc235487527" w:history="1">
+            <w:r>
+              <w:rPr>
+                <w:rStyle w:val="Hyperlink"/>
+                <w:noProof/>
+              </w:rPr>
+              <w:t>AHB Master Testbench</w:t>
+            </w:r>
+            <w:r>
+              <w:rPr>
+                <w:noProof/>
+              </w:rPr>
+              <w:tab/>
+            </w:r>
+            <w:r>
+              <w:rPr>
+                <w:noProof/>
+              </w:rPr>
+              <w:fldChar w:fldCharType="begin"/>
+            </w:r>
+            <w:r>
+              <w:rPr>
+                <w:noProof/>
+              </w:rPr>
+              <w:instrText xml:space="preserve"> PAGEREF _Toc235487527 \h </w:instrText>
+            </w:r>
+            <w:r>
+              <w:rPr>
+                <w:noProof/>
+              </w:rPr>
+            </w:r>
+            <w:r>
+              <w:rPr>
+                <w:noProof/>
+              </w:rPr>
+              <w:fldChar w:fldCharType="separate"/>
+            </w:r>
+            <w:r>
+              <w:rPr>
+                <w:noProof/>
+              </w:rPr>
+              <w:t>1</w:t>
+            </w:r>
+            <w:r>
+              <w:rPr>
+                <w:noProof/>
+              </w:rPr>
+              <w:fldChar w:fldCharType="end"/>
+            </w:r>
+          </w:hyperlink>
+        </w:p>
+        <w:p>
+          <w:pPr>
+            <w:pStyle w:val="TOC1"/>
+            <w:tabs>
+              <w:tab w:val="right" w:leader="dot" w:pos="9350"/>
+            </w:tabs>
+            <w:rPr>
+              <w:noProof/>
+            </w:rPr>
+          </w:pPr>
+          <w:hyperlink w:anchor="_Toc235487528" w:history="1">
+            <w:r>
+              <w:rPr>
+                <w:rStyle w:val="Hyperlink"/>
+                <w:noProof/>
+              </w:rPr>
+              <w:t>Test Cases</w:t>
+            </w:r>
+            <w:r>
+              <w:rPr>
+                <w:noProof/>
+              </w:rPr>
+              <w:tab/>
+            </w:r>
+            <w:r>
+              <w:rPr>
+                <w:noProof/>
+              </w:rPr>
+              <w:fldChar w:fldCharType="begin"/>
+            </w:r>
+            <w:r>
+              <w:rPr>
+                <w:noProof/>
+              </w:rPr>
+              <w:instrText xml:space="preserve"> PAGEREF _Toc235487528 \h </w:instrText>
+            </w:r>
+            <w:r>
+              <w:rPr>
+                <w:noProof/>
+              </w:rPr>
+            </w:r>
+            <w:r>
+              <w:rPr>
+                <w:noProof/>
+              </w:rPr>
+              <w:fldChar w:fldCharType="separate"/>
+            </w:r>
+            <w:r>
+              <w:rPr>
+                <w:noProof/>
+              </w:rPr>
+              <w:t>1</w:t>
+            </w:r>
+            <w:r>
+              <w:rPr>
+                <w:noProof/>
+              </w:rPr>
+              <w:fldChar w:fldCharType="end"/>
+            </w:r>
+          </w:hyperlink>
+        </w:p>
+        <w:p>
+          <w:pPr>
+            <w:pStyle w:val="TOC2"/>
+            <w:tabs>
+              <w:tab w:val="right" w:leader="dot" w:pos="9350"/>
+            </w:tabs>
+            <w:rPr>
+              <w:noProof/>
+            </w:rPr>
+          </w:pPr>
+          <w:hyperlink w:anchor="_Toc235487529" w:history="1">
+            <w:r>
+              <w:rPr>
+                <w:rStyle w:val="Hyperlink"/>
+                <w:noProof/>
+              </w:rPr>
+              <w:t>TC1–TC3: Basic Word and Halfword Writes</w:t>
+            </w:r>
+            <w:r>
+              <w:rPr>
+                <w:noProof/>
+              </w:rPr>
+              <w:tab/>
+            </w:r>
+            <w:r>
+              <w:rPr>
+                <w:noProof/>
+              </w:rPr>
+              <w:fldChar w:fldCharType="begin"/>
+            </w:r>
+            <w:r>
+              <w:rPr>
+                <w:noProof/>
+              </w:rPr>
+              <w:instrText xml:space="preserve"> PAGEREF _Toc235487529 \h </w:instrText>
+            </w:r>
+            <w:r>
+              <w:rPr>
+                <w:noProof/>
+              </w:rPr>
+            </w:r>
+            <w:r>
+              <w:rPr>
+                <w:noProof/>
+              </w:rPr>
+              <w:fldChar w:fldCharType="separate"/>
+            </w:r>
+            <w:r>
+              <w:rPr>
+                <w:noProof/>
+              </w:rPr>
+              <w:t>1</w:t>
+            </w:r>
+            <w:r>
+              <w:rPr>
+                <w:noProof/>
+              </w:rPr>
+              <w:fldChar w:fldCharType="end"/>
+            </w:r>
+          </w:hyperlink>
+        </w:p>
+        <w:p>
+          <w:pPr>
+            <w:pStyle w:val="TOC2"/>
+            <w:tabs>
+              <w:tab w:val="right" w:leader="dot" w:pos="9350"/>
+            </w:tabs>
+            <w:rPr>
+              <w:noProof/>
+            </w:rPr>
+          </w:pPr>
+          <w:hyperlink w:anchor="_Toc235487530" w:history="1">
+            <w:r>
+              <w:rPr>
+                <w:rStyle w:val="Hyperlink"/>
+                <w:noProof/>
+              </w:rPr>
+              <w:t>TC4: 4-Beat Incrementing Burst (INCR4)</w:t>
+            </w:r>
+            <w:r>
+              <w:rPr>
+                <w:noProof/>
+              </w:rPr>
+              <w:tab/>
+            </w:r>
+            <w:r>
+              <w:rPr>
+                <w:noProof/>
+              </w:rPr>
+              <w:fldChar w:fldCharType="begin"/>
+            </w:r>
+            <w:r>
+              <w:rPr>
+                <w:noProof/>
+              </w:rPr>
+              <w:instrText xml:space="preserve"> PAGEREF _Toc235487530 \h </w:instrText>
+            </w:r>
+            <w:r>
+              <w:rPr>
+                <w:noProof/>
+              </w:rPr>
+            </w:r>
+            <w:r>
+              <w:rPr>
+                <w:noProof/>
+              </w:rPr>
+              <w:fldChar w:fldCharType="separate"/>
+            </w:r>
+            <w:r>
+              <w:rPr>
+                <w:noProof/>
+              </w:rPr>
+              <w:t>1</w:t>
+            </w:r>
+            <w:r>
+              <w:rPr>
+                <w:noProof/>
+              </w:rPr>
+              <w:fldChar w:fldCharType="end"/>
+            </w:r>
+          </w:hyperlink>
+        </w:p>
+        <w:p>
+          <w:pPr>
+            <w:pStyle w:val="TOC2"/>
+            <w:tabs>
+              <w:tab w:val="right" w:leader="dot" w:pos="9350"/>
+            </w:tabs>
+            <w:rPr>
+              <w:noProof/>
+            </w:rPr>
+          </w:pPr>
+          <w:hyperlink w:anchor="_Toc235487531" w:history="1">
+            <w:r>
+              <w:rPr>
+                <w:rStyle w:val="Hyperlink"/>
+                <w:noProof/>
+              </w:rPr>
+              <w:t>TC5: Back-to-Back Incrementing Read After Write</w:t>
+            </w:r>
+            <w:r>
+              <w:rPr>
+                <w:noProof/>
+              </w:rPr>
+              <w:tab/>
+            </w:r>
+            <w:r>
+              <w:rPr>
+                <w:noProof/>
+              </w:rPr>
+              <w:fldChar w:fldCharType="begin"/>
+            </w:r>
+            <w:r>
+              <w:rPr>
+                <w:noProof/>
+              </w:rPr>
+              <w:instrText xml:space="preserve"> PAGEREF _Toc235487531 \h </w:instrText>
+            </w:r>
+            <w:r>
+              <w:rPr>
+                <w:noProof/>
+              </w:rPr>
+            </w:r>
+            <w:r>
+              <w:rPr>
+                <w:noProof/>
+              </w:rPr>
+              <w:fldChar w:fldCharType="separate"/>
+            </w:r>
+            <w:r>
+              <w:rPr>
+                <w:noProof/>
+              </w:rPr>
+              <w:t>1</w:t>
+            </w:r>
+            <w:r>
+              <w:rPr>
+                <w:noProof/>
+              </w:rPr>
+              <w:fldChar w:fldCharType="end"/>
+            </w:r>
+          </w:hyperlink>
+        </w:p>
+        <w:p>
+          <w:pPr>
+            <w:pStyle w:val="TOC2"/>
+            <w:tabs>
+              <w:tab w:val="right" w:leader="dot" w:pos="9350"/>
+            </w:tabs>
+            <w:rPr>
+              <w:noProof/>
+            </w:rPr>
+          </w:pPr>
+          <w:hyperlink w:anchor="_Toc235487532" w:history="1">
+            <w:r>
+              <w:rPr>
+                <w:rStyle w:val="Hyperlink"/>
+                <w:noProof/>
+              </w:rPr>
+              <w:t>TC6: INCR4 Byte Write with Wait States</w:t>
+            </w:r>
+            <w:r>
+              <w:rPr>
+                <w:noProof/>
+              </w:rPr>
+              <w:tab/>
+            </w:r>
+            <w:r>
+              <w:rPr>
+                <w:noProof/>
+              </w:rPr>
+              <w:fldChar w:fldCharType="begin"/>
+            </w:r>
+            <w:r>
+              <w:rPr>
+                <w:noProof/>
+              </w:rPr>
+              <w:instrText xml:space="preserve"> PAGEREF _Toc235487532 \h </w:instrText>
+            </w:r>
+            <w:r>
+              <w:rPr>
+                <w:noProof/>
+              </w:rPr>
+            </w:r>
+            <w:r>
+              <w:rPr>
+                <w:noProof/>
+              </w:rPr>
+              <w:fldChar w:fldCharType="separate"/>
+            </w:r>
+            <w:r>
+              <w:rPr>
+                <w:noProof/>
+              </w:rPr>
+              <w:t>1</w:t>
+            </w:r>
+            <w:r>
+              <w:rPr>
+                <w:noProof/>
+              </w:rPr>
+              <w:fldChar w:fldCharType="end"/>
+            </w:r>
+          </w:hyperlink>
+        </w:p>
+        <w:p>
+          <w:pPr>
+            <w:pStyle w:val="TOC2"/>
+            <w:tabs>
+              <w:tab w:val="right" w:leader="dot" w:pos="9350"/>
+            </w:tabs>
+            <w:rPr>
+              <w:noProof/>
+            </w:rPr>
+          </w:pPr>
+          <w:hyperlink w:anchor="_Toc235487533" w:history="1">
+            <w:r>
+              <w:rPr>
+                <w:rStyle w:val="Hyperlink"/>
+                <w:noProof/>
+              </w:rPr>
+              <w:t>TC7: 7-Beat Incrementing Burst (INCR) of Halfwords</w:t>
+            </w:r>
+            <w:r>
+              <w:rPr>
+                <w:noProof/>
+              </w:rPr>
+              <w:tab/>
+            </w:r>
+            <w:r>
+              <w:rPr>
+                <w:noProof/>
+              </w:rPr>
+              <w:fldChar w:fldCharType="begin"/>
+            </w:r>
+            <w:r>
+              <w:rPr>
+                <w:noProof/>
+              </w:rPr>
+              <w:instrText xml:space="preserve"> PAGEREF _Toc235487533 \h </w:instrText>
+            </w:r>
+            <w:r>
+              <w:rPr>
+                <w:noProof/>
+              </w:rPr>
+            </w:r>
+            <w:r>
+              <w:rPr>
+                <w:noProof/>
+              </w:rPr>
+              <w:fldChar w:fldCharType="separate"/>
+            </w:r>
+            <w:r>
+              <w:rPr>
+                <w:noProof/>
+              </w:rPr>
+              <w:t>1</w:t>
+            </w:r>
+            <w:r>
+              <w:rPr>
+                <w:noProof/>
+              </w:rPr>
+              <w:fldChar w:fldCharType="end"/>
+            </w:r>
+          </w:hyperlink>
+        </w:p>
+        <w:p>
+          <w:pPr>
+            <w:pStyle w:val="TOC1"/>
+            <w:tabs>
+              <w:tab w:val="right" w:leader="dot" w:pos="9350"/>
+            </w:tabs>
+            <w:rPr>
+              <w:noProof/>
+            </w:rPr>
+          </w:pPr>
+          <w:hyperlink w:anchor="_Toc235487534" w:history="1">
+            <w:r>
+              <w:rPr>
+                <w:rStyle w:val="Hyperlink"/>
+                <w:noProof/>
+              </w:rPr>
+              <w:t>Unsupported Features</w:t>
+            </w:r>
+            <w:r>
+              <w:rPr>
+                <w:noProof/>
+              </w:rPr>
+              <w:tab/>
+            </w:r>
+            <w:r>
+              <w:rPr>
+                <w:noProof/>
+              </w:rPr>
+              <w:fldChar w:fldCharType="begin"/>
+            </w:r>
+            <w:r>
+              <w:rPr>
+                <w:noProof/>
+              </w:rPr>
+              <w:instrText xml:space="preserve"> PAGEREF _Toc235487534 \h </w:instrText>
+            </w:r>
+            <w:r>
+              <w:rPr>
+                <w:noProof/>
+              </w:rPr>
+            </w:r>
+            <w:r>
+              <w:rPr>
+                <w:noProof/>
+              </w:rPr>
+              <w:fldChar w:fldCharType="separate"/>
+            </w:r>
+            <w:r>
+              <w:rPr>
+                <w:noProof/>
+              </w:rPr>
+              <w:t>1</w:t>
+            </w:r>
+            <w:r>
+              <w:rPr>
+                <w:noProof/>
+              </w:rPr>
+              <w:fldChar w:fldCharType="end"/>
+            </w:r>
+          </w:hyperlink>
+        </w:p>
+        <w:p>
+          <w:pPr>
+            <w:pStyle w:val="TOC1"/>
+            <w:tabs>
+              <w:tab w:val="right" w:leader="dot" w:pos="9350"/>
+            </w:tabs>
+            <w:rPr>
+              <w:noProof/>
+            </w:rPr>
+          </w:pPr>
+          <w:hyperlink w:anchor="_Toc235487535" w:history="1">
+            <w:r>
+              <w:rPr>
+                <w:rStyle w:val="Hyperlink"/>
+                <w:noProof/>
+              </w:rPr>
+              <w:t>Error Response</w:t>
+            </w:r>
+            <w:r>
+              <w:rPr>
+                <w:noProof/>
+              </w:rPr>
+              <w:tab/>
+            </w:r>
+            <w:r>
+              <w:rPr>
+                <w:noProof/>
+              </w:rPr>
+              <w:fldChar w:fldCharType="begin"/>
+            </w:r>
+            <w:r>
+              <w:rPr>
+                <w:noProof/>
+              </w:rPr>
+              <w:instrText xml:space="preserve"> PAGEREF _Toc235487535 \h </w:instrText>
+            </w:r>
+            <w:r>
+              <w:rPr>
+                <w:noProof/>
+              </w:rPr>
+            </w:r>
+            <w:r>
+              <w:rPr>
+                <w:noProof/>
+              </w:rPr>
+              <w:fldChar w:fldCharType="separate"/>
+            </w:r>
+            <w:r>
+              <w:rPr>
+                <w:noProof/>
+              </w:rPr>
+              <w:t>1</w:t>
+            </w:r>
+            <w:r>
+              <w:rPr>
+                <w:noProof/>
+              </w:rPr>
+              <w:fldChar w:fldCharType="end"/>
+            </w:r>
+          </w:hyperlink>
+        </w:p>
+        <w:p>
+          <w:r>
+            <w:fldChar w:fldCharType="end"/>
+          </w:r>
+        </w:p>
+      </w:sdtContent>
+    </w:sdt>
+    <w:p>
+      <w:r>
+        <w:br w:type="page"/>
+      </w:r>
+    </w:p>
+    <w:p>
+      <w:pPr>
+        <w:pStyle w:val="Heading1"/>
+      </w:pPr>
+      <w:bookmarkStart w:id="0" w:name="_Toc235487525"/>
+      <w:r>
+        <w:lastRenderedPageBreak/>
+        <w:t>Architecture Overview</w:t>
+      </w:r>
+      <w:bookmarkEnd w:id="0"/>
+    </w:p>
+    <w:p>
+      <w:pPr>
+        <w:spacing w:after="160"/>
+      </w:pPr>
+      <w:r>
+        <w:t>The diagrams below show the interface between the system and the AHB master, and the interconnection between the AHB master and its subordinates.</w:t>
+      </w:r>
+    </w:p>
+    <w:p>
+      <w:pPr>
+        <w:spacing w:before="200" w:after="80"/>
+        <w:jc w:val="center"/>
+      </w:pPr>
+      <w:r>
+        <w:rPr>
+          <w:noProof/>
+        </w:rPr>
         <w:drawing>
-          <wp:inline distT="0" distB="0" distL="0" distR="0" wp14:anchorId="35ED1F27" wp14:editId="05B6DA4C">
-            <wp:extent cx="5943600" cy="4744085"/>
+          <wp:inline distT="0" distB="0" distL="0" distR="0" wp14:anchorId="46D61466" wp14:editId="1DD95583">
+            <wp:extent cx="5905500" cy="4714875"/>
             <wp:effectExtent l="0" t="0" r="0" b="0"/>
-            <wp:docPr id="65874" name="Picture 1"/>
+            <wp:docPr id="1" name="Picture 1"/>
             <wp:cNvGraphicFramePr>
               <a:graphicFrameLocks xmlns:a="http://schemas.openxmlformats.org/drawingml/2006/main" noChangeAspect="1"/>
             </wp:cNvGraphicFramePr>
@@ -22,19 +771,22 @@
               <a:graphicData uri="http://schemas.openxmlformats.org/drawingml/2006/picture">
                 <pic:pic xmlns:pic="http://schemas.openxmlformats.org/drawingml/2006/picture">
                   <pic:nvPicPr>
-                    <pic:cNvPr id="65874" name=""/>
-                    <pic:cNvPicPr/>
+                    <pic:cNvPr id="0" name=""/>
+                    <pic:cNvPicPr>
+                      <a:picLocks noChangeAspect="1" noChangeArrowheads="1"/>
+                    </pic:cNvPicPr>
                   </pic:nvPicPr>
                   <pic:blipFill>
-                    <a:blip r:embed="rId4"/>
+                    <a:blip r:embed="rId7"/>
+                    <a:srcRect/>
                     <a:stretch>
                       <a:fillRect/>
                     </a:stretch>
                   </pic:blipFill>
-                  <pic:spPr>
+                  <pic:spPr bwMode="auto">
                     <a:xfrm>
                       <a:off x="0" y="0"/>
-                      <a:ext cx="5943600" cy="4744085"/>
+                      <a:ext cx="5905500" cy="4714875"/>
                     </a:xfrm>
                     <a:prstGeom prst="rect">
                       <a:avLst/>
@@ -46,71 +798,38 @@
           </wp:inline>
         </w:drawing>
       </w:r>
-      <w:r>
-        <w:br/>
-      </w:r>
-      <w:r>
-        <w:br/>
-      </w:r>
-      <w:r>
-        <w:br/>
-      </w:r>
-      <w:r>
-        <w:br/>
-      </w:r>
-      <w:r>
-        <w:br/>
-      </w:r>
-      <w:r>
-        <w:br/>
-      </w:r>
-      <w:r>
-        <w:br/>
-      </w:r>
-      <w:r>
-        <w:br/>
-      </w:r>
-      <w:r>
-        <w:br/>
-      </w:r>
-      <w:r>
-        <w:br/>
-      </w:r>
-      <w:r>
-        <w:br/>
-      </w:r>
-      <w:r>
-        <w:br/>
-      </w:r>
-      <w:r>
-        <w:br/>
-      </w:r>
-      <w:r>
-        <w:br/>
-      </w:r>
-      <w:r>
-        <w:br/>
-      </w:r>
-    </w:p>
-    <w:p>
-      <w:proofErr w:type="spellStart"/>
-      <w:r>
+    </w:p>
+    <w:p>
+      <w:pPr>
+        <w:spacing w:after="200"/>
+        <w:jc w:val="center"/>
+      </w:pPr>
+      <w:r>
+        <w:rPr>
+          <w:i/>
+          <w:iCs/>
+          <w:color w:val="595959"/>
+          <w:sz w:val="20"/>
+          <w:szCs w:val="20"/>
+        </w:rPr>
+        <w:t>System-to-AHB-master interface signals</w:t>
+      </w:r>
+    </w:p>
+    <w:p>
+      <w:pPr>
+        <w:spacing w:before="200" w:after="80"/>
+        <w:jc w:val="center"/>
+      </w:pPr>
+      <w:r>
+        <w:rPr>
+          <w:noProof/>
+        </w:rPr>
         <w:lastRenderedPageBreak/>
-        <w:t>Ahb_master</w:t>
-      </w:r>
-      <w:proofErr w:type="spellEnd"/>
-      <w:r>
-        <w:t xml:space="preserve"> FSM:</w:t>
-      </w:r>
-      <w:r>
-        <w:br/>
-      </w:r>
-      <w:r>
         <w:drawing>
-          <wp:inline distT="0" distB="0" distL="0" distR="0" wp14:anchorId="6F37A8EF" wp14:editId="700FD772">
-            <wp:extent cx="5943600" cy="5145405"/>
+          <wp:inline distT="0" distB="0" distL="0" distR="0" wp14:anchorId="35B24EDE" wp14:editId="1488710B">
+            <wp:extent cx="4953000" cy="2543175"/>
             <wp:effectExtent l="0" t="0" r="0" b="0"/>
-            <wp:docPr id="213862412" name="Picture 1"/>
+            <wp:docPr id="910823966" name="Picture 910823966"/>
             <wp:cNvGraphicFramePr>
               <a:graphicFrameLocks xmlns:a="http://schemas.openxmlformats.org/drawingml/2006/main" noChangeAspect="1"/>
             </wp:cNvGraphicFramePr>
@@ -118,19 +837,22 @@
               <a:graphicData uri="http://schemas.openxmlformats.org/drawingml/2006/picture">
                 <pic:pic xmlns:pic="http://schemas.openxmlformats.org/drawingml/2006/picture">
                   <pic:nvPicPr>
-                    <pic:cNvPr id="213862412" name=""/>
-                    <pic:cNvPicPr/>
+                    <pic:cNvPr id="0" name=""/>
+                    <pic:cNvPicPr>
+                      <a:picLocks noChangeAspect="1" noChangeArrowheads="1"/>
+                    </pic:cNvPicPr>
                   </pic:nvPicPr>
                   <pic:blipFill>
-                    <a:blip r:embed="rId5"/>
+                    <a:blip r:embed="rId8"/>
+                    <a:srcRect/>
                     <a:stretch>
                       <a:fillRect/>
                     </a:stretch>
                   </pic:blipFill>
-                  <pic:spPr>
+                  <pic:spPr bwMode="auto">
                     <a:xfrm>
                       <a:off x="0" y="0"/>
-                      <a:ext cx="5943600" cy="5145405"/>
+                      <a:ext cx="4953000" cy="2543175"/>
                     </a:xfrm>
                     <a:prstGeom prst="rect">
                       <a:avLst/>
@@ -142,35 +864,109 @@
           </wp:inline>
         </w:drawing>
       </w:r>
-      <w:r>
-        <w:br/>
-      </w:r>
-      <w:proofErr w:type="spellStart"/>
-      <w:r>
-        <w:t>Ahb_master_tb</w:t>
-      </w:r>
-      <w:proofErr w:type="spellEnd"/>
-      <w:r>
-        <w:t xml:space="preserve">: </w:t>
-      </w:r>
-      <w:r>
-        <w:br/>
-        <w:t xml:space="preserve">in this case we verify the master by having the testbench be the slave memory and who sends requests to master. </w:t>
-      </w:r>
-      <w:r>
-        <w:br/>
-        <w:t>TC 1,2,3</w:t>
-      </w:r>
-      <w:r>
-        <w:br/>
-      </w:r>
+    </w:p>
+    <w:p>
+      <w:pPr>
+        <w:spacing w:after="200"/>
+        <w:jc w:val="center"/>
+      </w:pPr>
+      <w:r>
+        <w:rPr>
+          <w:i/>
+          <w:iCs/>
+          <w:color w:val="595959"/>
+          <w:sz w:val="20"/>
+          <w:szCs w:val="20"/>
+        </w:rPr>
+        <w:t>AHB master, decoder, multiplexer, and slave interconnect</w:t>
+      </w:r>
+    </w:p>
+    <w:p>
+      <w:pPr>
+        <w:spacing w:after="160"/>
+      </w:pPr>
+      <w:r>
+        <w:t>In this architecture, two slaves are implemented.</w:t>
+      </w:r>
+    </w:p>
+    <w:p>
+      <w:pPr>
+        <w:pStyle w:val="Heading1"/>
+      </w:pPr>
+      <w:bookmarkStart w:id="1" w:name="_Toc235487526"/>
+    </w:p>
+    <w:p>
+      <w:pPr>
+        <w:pStyle w:val="Heading1"/>
+      </w:pPr>
+    </w:p>
+    <w:p>
+      <w:pPr>
+        <w:pStyle w:val="Heading1"/>
+      </w:pPr>
+    </w:p>
+    <w:p>
+      <w:pPr>
+        <w:pStyle w:val="Heading1"/>
+      </w:pPr>
+    </w:p>
+    <w:p>
+      <w:pPr>
+        <w:pStyle w:val="Heading1"/>
+      </w:pPr>
+    </w:p>
+    <w:p>
+      <w:pPr>
+        <w:pStyle w:val="Heading1"/>
+      </w:pPr>
+    </w:p>
+    <w:p>
+      <w:pPr>
+        <w:pStyle w:val="Heading1"/>
+      </w:pPr>
+    </w:p>
+    <w:p>
+      <w:pPr>
+        <w:pStyle w:val="Heading1"/>
+      </w:pPr>
+    </w:p>
+    <w:p>
+      <w:pPr>
+        <w:pStyle w:val="Heading1"/>
+      </w:pPr>
+    </w:p>
+    <w:p>
+      <w:pPr>
+        <w:pStyle w:val="Heading1"/>
+      </w:pPr>
       <w:r>
         <w:lastRenderedPageBreak/>
+        <w:t>AHB Master FSM</w:t>
+      </w:r>
+      <w:bookmarkEnd w:id="1"/>
+    </w:p>
+    <w:p>
+      <w:pPr>
+        <w:spacing w:after="160"/>
+      </w:pPr>
+      <w:r>
+        <w:t>The AHB master's control logic is implemented as the following finite state machine:</w:t>
+      </w:r>
+    </w:p>
+    <w:p>
+      <w:pPr>
+        <w:spacing w:before="200" w:after="80"/>
+        <w:jc w:val="center"/>
+      </w:pPr>
+      <w:r>
+        <w:rPr>
+          <w:noProof/>
+        </w:rPr>
         <w:drawing>
-          <wp:inline distT="0" distB="0" distL="0" distR="0" wp14:anchorId="78CA1999" wp14:editId="01004D97">
-            <wp:extent cx="5943600" cy="2507615"/>
-            <wp:effectExtent l="0" t="0" r="0" b="6985"/>
-            <wp:docPr id="1191192693" name="Picture 1"/>
+          <wp:inline distT="0" distB="0" distL="0" distR="0" wp14:anchorId="51657708" wp14:editId="28C624E0">
+            <wp:extent cx="5334000" cy="4619625"/>
+            <wp:effectExtent l="0" t="0" r="0" b="0"/>
+            <wp:docPr id="2100836778" name="Picture 2100836778"/>
             <wp:cNvGraphicFramePr>
               <a:graphicFrameLocks xmlns:a="http://schemas.openxmlformats.org/drawingml/2006/main" noChangeAspect="1"/>
             </wp:cNvGraphicFramePr>
@@ -178,19 +974,22 @@
               <a:graphicData uri="http://schemas.openxmlformats.org/drawingml/2006/picture">
                 <pic:pic xmlns:pic="http://schemas.openxmlformats.org/drawingml/2006/picture">
                   <pic:nvPicPr>
-                    <pic:cNvPr id="1191192693" name=""/>
-                    <pic:cNvPicPr/>
+                    <pic:cNvPr id="0" name=""/>
+                    <pic:cNvPicPr>
+                      <a:picLocks noChangeAspect="1" noChangeArrowheads="1"/>
+                    </pic:cNvPicPr>
                   </pic:nvPicPr>
                   <pic:blipFill>
-                    <a:blip r:embed="rId6"/>
+                    <a:blip r:embed="rId9"/>
+                    <a:srcRect/>
                     <a:stretch>
                       <a:fillRect/>
                     </a:stretch>
                   </pic:blipFill>
-                  <pic:spPr>
+                  <pic:spPr bwMode="auto">
                     <a:xfrm>
                       <a:off x="0" y="0"/>
-                      <a:ext cx="5943600" cy="2507615"/>
+                      <a:ext cx="5334000" cy="4619625"/>
                     </a:xfrm>
                     <a:prstGeom prst="rect">
                       <a:avLst/>
@@ -202,12 +1001,77 @@
           </wp:inline>
         </w:drawing>
       </w:r>
-      <w:r>
+    </w:p>
+    <w:p>
+      <w:pPr>
+        <w:spacing w:after="200"/>
+        <w:jc w:val="center"/>
+      </w:pPr>
+      <w:r>
+        <w:rPr>
+          <w:i/>
+          <w:iCs/>
+          <w:color w:val="595959"/>
+          <w:sz w:val="20"/>
+          <w:szCs w:val="20"/>
+        </w:rPr>
+        <w:t>AHB master finite state machine</w:t>
+      </w:r>
+    </w:p>
+    <w:p>
+      <w:pPr>
+        <w:pStyle w:val="Heading1"/>
+      </w:pPr>
+      <w:bookmarkStart w:id="2" w:name="_Toc235487527"/>
+      <w:r>
+        <w:t>AHB Master Testbench</w:t>
+      </w:r>
+      <w:bookmarkEnd w:id="2"/>
+    </w:p>
+    <w:p>
+      <w:pPr>
+        <w:spacing w:after="160"/>
+      </w:pPr>
+      <w:r>
+        <w:t>In this configuration, the testbench acts as the slave memory and issues requests to the master.</w:t>
+      </w:r>
+    </w:p>
+    <w:p>
+      <w:pPr>
+        <w:pStyle w:val="Heading1"/>
+      </w:pPr>
+      <w:bookmarkStart w:id="3" w:name="_Toc235487528"/>
+      <w:r>
+        <w:t>Test Cases</w:t>
+      </w:r>
+      <w:bookmarkEnd w:id="3"/>
+    </w:p>
+    <w:p>
+      <w:pPr>
+        <w:pStyle w:val="Heading2"/>
+        <w:spacing w:before="300" w:after="120"/>
+      </w:pPr>
+      <w:bookmarkStart w:id="4" w:name="_Toc235487529"/>
+      <w:r>
+        <w:t>TC1–TC3: Basic Word and Halfword Writes</w:t>
+      </w:r>
+      <w:bookmarkEnd w:id="4"/>
+    </w:p>
+    <w:p>
+      <w:pPr>
+        <w:spacing w:before="200" w:after="80"/>
+        <w:jc w:val="center"/>
+      </w:pPr>
+      <w:r>
+        <w:rPr>
+          <w:noProof/>
+        </w:rPr>
+        <w:lastRenderedPageBreak/>
         <w:drawing>
-          <wp:inline distT="0" distB="0" distL="0" distR="0" wp14:anchorId="228D152C" wp14:editId="1971FD2C">
-            <wp:extent cx="3520745" cy="1966130"/>
-            <wp:effectExtent l="0" t="0" r="3810" b="0"/>
-            <wp:docPr id="355428471" name="Picture 1"/>
+          <wp:inline distT="0" distB="0" distL="0" distR="0" wp14:anchorId="1F29C0B7" wp14:editId="1FD300C7">
+            <wp:extent cx="5905500" cy="2486025"/>
+            <wp:effectExtent l="0" t="0" r="0" b="0"/>
+            <wp:docPr id="20024927" name="Picture 20024927"/>
             <wp:cNvGraphicFramePr>
               <a:graphicFrameLocks xmlns:a="http://schemas.openxmlformats.org/drawingml/2006/main" noChangeAspect="1"/>
             </wp:cNvGraphicFramePr>
@@ -215,19 +1079,22 @@
               <a:graphicData uri="http://schemas.openxmlformats.org/drawingml/2006/picture">
                 <pic:pic xmlns:pic="http://schemas.openxmlformats.org/drawingml/2006/picture">
                   <pic:nvPicPr>
-                    <pic:cNvPr id="355428471" name=""/>
-                    <pic:cNvPicPr/>
+                    <pic:cNvPr id="0" name=""/>
+                    <pic:cNvPicPr>
+                      <a:picLocks noChangeAspect="1" noChangeArrowheads="1"/>
+                    </pic:cNvPicPr>
                   </pic:nvPicPr>
                   <pic:blipFill>
-                    <a:blip r:embed="rId7"/>
+                    <a:blip r:embed="rId10"/>
+                    <a:srcRect/>
                     <a:stretch>
                       <a:fillRect/>
                     </a:stretch>
                   </pic:blipFill>
-                  <pic:spPr>
+                  <pic:spPr bwMode="auto">
                     <a:xfrm>
                       <a:off x="0" y="0"/>
-                      <a:ext cx="3520745" cy="1966130"/>
+                      <a:ext cx="5905500" cy="2486025"/>
                     </a:xfrm>
                     <a:prstGeom prst="rect">
                       <a:avLst/>
@@ -239,101 +1106,37 @@
           </wp:inline>
         </w:drawing>
       </w:r>
-      <w:r>
-        <w:br/>
-      </w:r>
-      <w:r>
-        <w:br/>
-      </w:r>
+    </w:p>
+    <w:p>
+      <w:pPr>
+        <w:spacing w:after="200"/>
+        <w:jc w:val="center"/>
+      </w:pPr>
       <w:r>
         <w:rPr>
           <w:i/>
           <w:iCs/>
-        </w:rPr>
-        <w:t xml:space="preserve">// TC1: Single word </w:t>
-      </w:r>
-      <w:proofErr w:type="gramStart"/>
-      <w:r>
-        <w:rPr>
-          <w:i/>
-          <w:iCs/>
-        </w:rPr>
-        <w:t>write</w:t>
-      </w:r>
-      <w:proofErr w:type="gramEnd"/>
-      <w:r>
-        <w:rPr>
-          <w:i/>
-          <w:iCs/>
-        </w:rPr>
-        <w:t>, basic NONSEQ transfer with no wait states</w:t>
-      </w:r>
-    </w:p>
-    <w:p>
-      <w:pPr>
-        <w:rPr>
-          <w:i/>
-          <w:iCs/>
-        </w:rPr>
-      </w:pPr>
-      <w:r>
-        <w:rPr>
-          <w:i/>
-          <w:iCs/>
-        </w:rPr>
-        <w:t>// TC2: Single word write immediately following TC1, back-to-back NONSEQ transfers</w:t>
-      </w:r>
-      <w:r>
-        <w:rPr>
-          <w:i/>
-          <w:iCs/>
-        </w:rPr>
-        <w:br/>
-      </w:r>
-      <w:r>
-        <w:t> </w:t>
-      </w:r>
-      <w:r>
-        <w:rPr>
-          <w:i/>
-          <w:iCs/>
-        </w:rPr>
-        <w:t xml:space="preserve">// TC3: Single halfword write, checks HSIZE=halfword </w:t>
-      </w:r>
-      <w:r>
-        <w:rPr>
-          <w:i/>
-          <w:iCs/>
-        </w:rPr>
-        <w:br/>
-        <w:t xml:space="preserve"> TC1 and TC2 are simple enough we just make sure the memory saves data correctly according to size of data written word or half word or byte</w:t>
-      </w:r>
-      <w:r>
-        <w:rPr>
-          <w:i/>
-          <w:iCs/>
-        </w:rPr>
-        <w:br/>
-        <w:t>TC3 increments by 2 only since it’s a half word case</w:t>
-      </w:r>
-      <w:r>
-        <w:rPr>
-          <w:i/>
-          <w:iCs/>
-        </w:rPr>
-        <w:br/>
-      </w:r>
-      <w:r>
-        <w:rPr>
-          <w:i/>
-          <w:iCs/>
-        </w:rPr>
-        <w:lastRenderedPageBreak/>
+          <w:color w:val="595959"/>
+          <w:sz w:val="20"/>
+          <w:szCs w:val="20"/>
+        </w:rPr>
+        <w:t>Waveform for TC1–TC3</w:t>
+      </w:r>
+    </w:p>
+    <w:p>
+      <w:pPr>
+        <w:spacing w:before="200" w:after="80"/>
+        <w:jc w:val="center"/>
+      </w:pPr>
+      <w:r>
+        <w:rPr>
+          <w:noProof/>
+        </w:rPr>
         <w:drawing>
-          <wp:inline distT="0" distB="0" distL="0" distR="0" wp14:anchorId="3E5C61E2" wp14:editId="7923ED4B">
-            <wp:extent cx="4397121" cy="2568163"/>
-            <wp:effectExtent l="0" t="0" r="3810" b="3810"/>
-            <wp:docPr id="342005725" name="Picture 1"/>
+          <wp:inline distT="0" distB="0" distL="0" distR="0" wp14:anchorId="7CD19307" wp14:editId="0F02715A">
+            <wp:extent cx="3619500" cy="2019300"/>
+            <wp:effectExtent l="0" t="0" r="0" b="0"/>
+            <wp:docPr id="618247256" name="Picture 618247256"/>
             <wp:cNvGraphicFramePr>
               <a:graphicFrameLocks xmlns:a="http://schemas.openxmlformats.org/drawingml/2006/main" noChangeAspect="1"/>
             </wp:cNvGraphicFramePr>
@@ -341,19 +1144,22 @@
               <a:graphicData uri="http://schemas.openxmlformats.org/drawingml/2006/picture">
                 <pic:pic xmlns:pic="http://schemas.openxmlformats.org/drawingml/2006/picture">
                   <pic:nvPicPr>
-                    <pic:cNvPr id="342005725" name=""/>
-                    <pic:cNvPicPr/>
+                    <pic:cNvPr id="0" name=""/>
+                    <pic:cNvPicPr>
+                      <a:picLocks noChangeAspect="1" noChangeArrowheads="1"/>
+                    </pic:cNvPicPr>
                   </pic:nvPicPr>
                   <pic:blipFill>
-                    <a:blip r:embed="rId8"/>
+                    <a:blip r:embed="rId11"/>
+                    <a:srcRect/>
                     <a:stretch>
                       <a:fillRect/>
                     </a:stretch>
                   </pic:blipFill>
-                  <pic:spPr>
+                  <pic:spPr bwMode="auto">
                     <a:xfrm>
                       <a:off x="0" y="0"/>
-                      <a:ext cx="4397121" cy="2568163"/>
+                      <a:ext cx="3619500" cy="2019300"/>
                     </a:xfrm>
                     <a:prstGeom prst="rect">
                       <a:avLst/>
@@ -365,22 +1171,133 @@
           </wp:inline>
         </w:drawing>
       </w:r>
-      <w:r>
-        <w:rPr>
-          <w:noProof/>
-        </w:rPr>
-        <w:t xml:space="preserve"> </w:t>
-      </w:r>
+    </w:p>
+    <w:p>
+      <w:pPr>
+        <w:spacing w:after="200"/>
+        <w:jc w:val="center"/>
+      </w:pPr>
       <w:r>
         <w:rPr>
           <w:i/>
           <w:iCs/>
-        </w:rPr>
+          <w:color w:val="595959"/>
+          <w:sz w:val="20"/>
+          <w:szCs w:val="20"/>
+        </w:rPr>
+        <w:t>Simulation log for TC1–TC3</w:t>
+      </w:r>
+    </w:p>
+    <w:p>
+      <w:pPr>
+        <w:pStyle w:val="ListParagraph"/>
+        <w:numPr>
+          <w:ilvl w:val="0"/>
+          <w:numId w:val="1"/>
+        </w:numPr>
+        <w:spacing w:after="80"/>
+      </w:pPr>
+      <w:r>
+        <w:rPr>
+          <w:b/>
+          <w:bCs/>
+        </w:rPr>
+        <w:t xml:space="preserve">TC1: </w:t>
+      </w:r>
+      <w:r>
+        <w:t xml:space="preserve">Single word </w:t>
+      </w:r>
+      <w:proofErr w:type="gramStart"/>
+      <w:r>
+        <w:t>write</w:t>
+      </w:r>
+      <w:proofErr w:type="gramEnd"/>
+      <w:r>
+        <w:t>, basic NONSEQ transfer with no wait states.</w:t>
+      </w:r>
+    </w:p>
+    <w:p>
+      <w:pPr>
+        <w:pStyle w:val="ListParagraph"/>
+        <w:numPr>
+          <w:ilvl w:val="0"/>
+          <w:numId w:val="1"/>
+        </w:numPr>
+        <w:spacing w:after="80"/>
+      </w:pPr>
+      <w:r>
+        <w:rPr>
+          <w:b/>
+          <w:bCs/>
+        </w:rPr>
+        <w:t xml:space="preserve">TC2: </w:t>
+      </w:r>
+      <w:r>
+        <w:t xml:space="preserve">Single word </w:t>
+      </w:r>
+      <w:proofErr w:type="gramStart"/>
+      <w:r>
+        <w:t>write</w:t>
+      </w:r>
+      <w:proofErr w:type="gramEnd"/>
+      <w:r>
+        <w:t xml:space="preserve"> immediately following TC1, back-to-back NONSEQ transfers.</w:t>
+      </w:r>
+    </w:p>
+    <w:p>
+      <w:pPr>
+        <w:pStyle w:val="ListParagraph"/>
+        <w:numPr>
+          <w:ilvl w:val="0"/>
+          <w:numId w:val="1"/>
+        </w:numPr>
+        <w:spacing w:after="80"/>
+      </w:pPr>
+      <w:r>
+        <w:rPr>
+          <w:b/>
+          <w:bCs/>
+        </w:rPr>
+        <w:t xml:space="preserve">TC3: </w:t>
+      </w:r>
+      <w:r>
+        <w:t>Single halfword write, checks HSIZE = halfword.</w:t>
+      </w:r>
+    </w:p>
+    <w:p>
+      <w:pPr>
+        <w:spacing w:after="160"/>
+      </w:pPr>
+      <w:r>
+        <w:t>TC1 and TC2 are simple enough that they just confirm the memory saves data correctly according to the size of data written — word, halfword, or byte. TC3's address increments by 2 only, since it is a halfword case.</w:t>
+      </w:r>
+    </w:p>
+    <w:p>
+      <w:pPr>
+        <w:pStyle w:val="Heading2"/>
+        <w:spacing w:before="300" w:after="120"/>
+      </w:pPr>
+      <w:bookmarkStart w:id="5" w:name="_Toc235487530"/>
+      <w:r>
+        <w:t>TC4: 4-Beat Incrementing Burst (INCR4)</w:t>
+      </w:r>
+      <w:bookmarkEnd w:id="5"/>
+    </w:p>
+    <w:p>
+      <w:pPr>
+        <w:spacing w:before="200" w:after="80"/>
+        <w:jc w:val="center"/>
+      </w:pPr>
+      <w:r>
+        <w:rPr>
+          <w:noProof/>
+        </w:rPr>
+        <w:lastRenderedPageBreak/>
         <w:drawing>
-          <wp:inline distT="0" distB="0" distL="0" distR="0" wp14:anchorId="0A9E387A" wp14:editId="72E96481">
-            <wp:extent cx="3048264" cy="739204"/>
-            <wp:effectExtent l="0" t="0" r="0" b="3810"/>
-            <wp:docPr id="685994625" name="Picture 1"/>
+          <wp:inline distT="0" distB="0" distL="0" distR="0" wp14:anchorId="6BC33C45" wp14:editId="3BEC1435">
+            <wp:extent cx="4572000" cy="2667000"/>
+            <wp:effectExtent l="0" t="0" r="0" b="0"/>
+            <wp:docPr id="1391006745" name="Picture 1391006745"/>
             <wp:cNvGraphicFramePr>
               <a:graphicFrameLocks xmlns:a="http://schemas.openxmlformats.org/drawingml/2006/main" noChangeAspect="1"/>
             </wp:cNvGraphicFramePr>
@@ -388,19 +1305,22 @@
               <a:graphicData uri="http://schemas.openxmlformats.org/drawingml/2006/picture">
                 <pic:pic xmlns:pic="http://schemas.openxmlformats.org/drawingml/2006/picture">
                   <pic:nvPicPr>
-                    <pic:cNvPr id="685994625" name=""/>
-                    <pic:cNvPicPr/>
+                    <pic:cNvPr id="0" name=""/>
+                    <pic:cNvPicPr>
+                      <a:picLocks noChangeAspect="1" noChangeArrowheads="1"/>
+                    </pic:cNvPicPr>
                   </pic:nvPicPr>
                   <pic:blipFill>
-                    <a:blip r:embed="rId9"/>
+                    <a:blip r:embed="rId12"/>
+                    <a:srcRect/>
                     <a:stretch>
                       <a:fillRect/>
                     </a:stretch>
                   </pic:blipFill>
-                  <pic:spPr>
+                  <pic:spPr bwMode="auto">
                     <a:xfrm>
                       <a:off x="0" y="0"/>
-                      <a:ext cx="3048264" cy="739204"/>
+                      <a:ext cx="4572000" cy="2667000"/>
                     </a:xfrm>
                     <a:prstGeom prst="rect">
                       <a:avLst/>
@@ -412,55 +1332,37 @@
           </wp:inline>
         </w:drawing>
       </w:r>
+    </w:p>
+    <w:p>
+      <w:pPr>
+        <w:spacing w:after="200"/>
+        <w:jc w:val="center"/>
+      </w:pPr>
       <w:r>
         <w:rPr>
           <w:i/>
           <w:iCs/>
-        </w:rPr>
-        <w:br/>
-      </w:r>
-      <w:r>
-        <w:rPr>
-          <w:i/>
-          <w:iCs/>
-        </w:rPr>
-        <w:t>// TC4: 4-beat incrementing burst (INCR4), verifies fixed-length burst must complete with SEQ transfers</w:t>
-      </w:r>
-      <w:r>
-        <w:rPr>
-          <w:i/>
-          <w:iCs/>
-        </w:rPr>
-        <w:br/>
-      </w:r>
-      <w:r>
-        <w:rPr>
-          <w:i/>
-          <w:iCs/>
-        </w:rPr>
-        <w:br/>
-      </w:r>
-    </w:p>
-    <w:p>
-      <w:pPr>
-        <w:rPr>
-          <w:i/>
-          <w:iCs/>
-          <w:lang w:bidi="ar-EG"/>
-        </w:rPr>
-      </w:pPr>
-      <w:r>
-        <w:rPr>
-          <w:i/>
-          <w:iCs/>
-          <w:lang w:bidi="ar-EG"/>
-        </w:rPr>
-        <w:lastRenderedPageBreak/>
+          <w:color w:val="595959"/>
+          <w:sz w:val="20"/>
+          <w:szCs w:val="20"/>
+        </w:rPr>
+        <w:t>Waveform for TC4</w:t>
+      </w:r>
+    </w:p>
+    <w:p>
+      <w:pPr>
+        <w:spacing w:before="200" w:after="80"/>
+        <w:jc w:val="center"/>
+      </w:pPr>
+      <w:r>
+        <w:rPr>
+          <w:noProof/>
+        </w:rPr>
         <w:drawing>
-          <wp:inline distT="0" distB="0" distL="0" distR="0" wp14:anchorId="72842EEC" wp14:editId="03697665">
-            <wp:extent cx="5943600" cy="2313940"/>
+          <wp:inline distT="0" distB="0" distL="0" distR="0" wp14:anchorId="6AD019E1" wp14:editId="4C7DCAC4">
+            <wp:extent cx="3810000" cy="923925"/>
             <wp:effectExtent l="0" t="0" r="0" b="0"/>
-            <wp:docPr id="200692517" name="Picture 1"/>
+            <wp:docPr id="2103734177" name="Picture 2103734177"/>
             <wp:cNvGraphicFramePr>
               <a:graphicFrameLocks xmlns:a="http://schemas.openxmlformats.org/drawingml/2006/main" noChangeAspect="1"/>
             </wp:cNvGraphicFramePr>
@@ -468,19 +1370,22 @@
               <a:graphicData uri="http://schemas.openxmlformats.org/drawingml/2006/picture">
                 <pic:pic xmlns:pic="http://schemas.openxmlformats.org/drawingml/2006/picture">
                   <pic:nvPicPr>
-                    <pic:cNvPr id="200692517" name=""/>
-                    <pic:cNvPicPr/>
+                    <pic:cNvPr id="0" name=""/>
+                    <pic:cNvPicPr>
+                      <a:picLocks noChangeAspect="1" noChangeArrowheads="1"/>
+                    </pic:cNvPicPr>
                   </pic:nvPicPr>
                   <pic:blipFill>
-                    <a:blip r:embed="rId10"/>
+                    <a:blip r:embed="rId13"/>
+                    <a:srcRect/>
                     <a:stretch>
                       <a:fillRect/>
                     </a:stretch>
                   </pic:blipFill>
-                  <pic:spPr>
+                  <pic:spPr bwMode="auto">
                     <a:xfrm>
                       <a:off x="0" y="0"/>
-                      <a:ext cx="5943600" cy="2313940"/>
+                      <a:ext cx="3810000" cy="923925"/>
                     </a:xfrm>
                     <a:prstGeom prst="rect">
                       <a:avLst/>
@@ -492,25 +1397,56 @@
           </wp:inline>
         </w:drawing>
       </w:r>
+    </w:p>
+    <w:p>
+      <w:pPr>
+        <w:spacing w:after="200"/>
+        <w:jc w:val="center"/>
+      </w:pPr>
       <w:r>
         <w:rPr>
           <w:i/>
           <w:iCs/>
-          <w:rtl/>
-        </w:rPr>
-        <w:br/>
-      </w:r>
-      <w:r>
-        <w:rPr>
-          <w:i/>
-          <w:iCs/>
-          <w:lang w:bidi="ar-EG"/>
+          <w:color w:val="595959"/>
+          <w:sz w:val="20"/>
+          <w:szCs w:val="20"/>
+        </w:rPr>
+        <w:t>Simulation log for TC4</w:t>
+      </w:r>
+    </w:p>
+    <w:p>
+      <w:pPr>
+        <w:spacing w:after="160"/>
+      </w:pPr>
+      <w:r>
+        <w:t>TC4 verifies a fixed-length burst must complete with SEQ transfers.</w:t>
+      </w:r>
+    </w:p>
+    <w:p>
+      <w:pPr>
+        <w:pStyle w:val="Heading2"/>
+        <w:spacing w:before="300" w:after="120"/>
+      </w:pPr>
+      <w:bookmarkStart w:id="6" w:name="_Toc235487531"/>
+      <w:r>
+        <w:t>TC5: Back-to-Back Incrementing Read After Write</w:t>
+      </w:r>
+      <w:bookmarkEnd w:id="6"/>
+    </w:p>
+    <w:p>
+      <w:pPr>
+        <w:spacing w:before="200" w:after="80"/>
+        <w:jc w:val="center"/>
+      </w:pPr>
+      <w:r>
+        <w:rPr>
+          <w:noProof/>
         </w:rPr>
         <w:drawing>
-          <wp:inline distT="0" distB="0" distL="0" distR="0" wp14:anchorId="27F6E4EE" wp14:editId="45B957BD">
-            <wp:extent cx="2972058" cy="5418290"/>
+          <wp:inline distT="0" distB="0" distL="0" distR="0" wp14:anchorId="10D8AF20" wp14:editId="63C32402">
+            <wp:extent cx="5905500" cy="2295525"/>
             <wp:effectExtent l="0" t="0" r="0" b="0"/>
-            <wp:docPr id="1154854253" name="Picture 1"/>
+            <wp:docPr id="326627736" name="Picture 326627736"/>
             <wp:cNvGraphicFramePr>
               <a:graphicFrameLocks xmlns:a="http://schemas.openxmlformats.org/drawingml/2006/main" noChangeAspect="1"/>
             </wp:cNvGraphicFramePr>
@@ -518,19 +1454,22 @@
               <a:graphicData uri="http://schemas.openxmlformats.org/drawingml/2006/picture">
                 <pic:pic xmlns:pic="http://schemas.openxmlformats.org/drawingml/2006/picture">
                   <pic:nvPicPr>
-                    <pic:cNvPr id="1154854253" name=""/>
-                    <pic:cNvPicPr/>
+                    <pic:cNvPr id="0" name=""/>
+                    <pic:cNvPicPr>
+                      <a:picLocks noChangeAspect="1" noChangeArrowheads="1"/>
+                    </pic:cNvPicPr>
                   </pic:nvPicPr>
                   <pic:blipFill>
-                    <a:blip r:embed="rId11"/>
+                    <a:blip r:embed="rId14"/>
+                    <a:srcRect/>
                     <a:stretch>
                       <a:fillRect/>
                     </a:stretch>
                   </pic:blipFill>
-                  <pic:spPr>
+                  <pic:spPr bwMode="auto">
                     <a:xfrm>
                       <a:off x="0" y="0"/>
-                      <a:ext cx="2972058" cy="5418290"/>
+                      <a:ext cx="5905500" cy="2295525"/>
                     </a:xfrm>
                     <a:prstGeom prst="rect">
                       <a:avLst/>
@@ -542,57 +1481,38 @@
           </wp:inline>
         </w:drawing>
       </w:r>
+    </w:p>
+    <w:p>
+      <w:pPr>
+        <w:spacing w:after="200"/>
+        <w:jc w:val="center"/>
+      </w:pPr>
       <w:r>
         <w:rPr>
           <w:i/>
           <w:iCs/>
-          <w:rtl/>
-          <w:lang w:bidi="ar-EG"/>
-        </w:rPr>
-        <w:br/>
-      </w:r>
-      <w:r>
-        <w:rPr>
-          <w:i/>
-          <w:iCs/>
-        </w:rPr>
-        <w:t xml:space="preserve">   // TC5: </w:t>
-      </w:r>
-      <w:proofErr w:type="gramStart"/>
-      <w:r>
-        <w:rPr>
-          <w:i/>
-          <w:iCs/>
-        </w:rPr>
-        <w:t>Back to Back</w:t>
-      </w:r>
-      <w:proofErr w:type="gramEnd"/>
-      <w:r>
-        <w:rPr>
-          <w:i/>
-          <w:iCs/>
-        </w:rPr>
-        <w:t xml:space="preserve"> incrementing read after write</w:t>
-      </w:r>
-      <w:r>
-        <w:rPr>
-          <w:i/>
-          <w:iCs/>
-        </w:rPr>
-        <w:br/>
-      </w:r>
-      <w:r>
-        <w:rPr>
-          <w:i/>
-          <w:iCs/>
-          <w:lang w:bidi="ar-EG"/>
+          <w:color w:val="595959"/>
+          <w:sz w:val="20"/>
+          <w:szCs w:val="20"/>
+        </w:rPr>
+        <w:t>Waveform for TC5</w:t>
+      </w:r>
+    </w:p>
+    <w:p>
+      <w:pPr>
+        <w:spacing w:before="200" w:after="80"/>
+        <w:jc w:val="center"/>
+      </w:pPr>
+      <w:r>
+        <w:rPr>
+          <w:noProof/>
         </w:rPr>
         <w:lastRenderedPageBreak/>
         <w:drawing>
-          <wp:inline distT="0" distB="0" distL="0" distR="0" wp14:anchorId="59840A5C" wp14:editId="398E415E">
-            <wp:extent cx="4625741" cy="2591025"/>
-            <wp:effectExtent l="0" t="0" r="3810" b="0"/>
-            <wp:docPr id="283218472" name="Picture 1"/>
+          <wp:inline distT="0" distB="0" distL="0" distR="0" wp14:anchorId="50494235" wp14:editId="257DD129">
+            <wp:extent cx="3048000" cy="5553075"/>
+            <wp:effectExtent l="0" t="0" r="0" b="0"/>
+            <wp:docPr id="743066853" name="Picture 743066853"/>
             <wp:cNvGraphicFramePr>
               <a:graphicFrameLocks xmlns:a="http://schemas.openxmlformats.org/drawingml/2006/main" noChangeAspect="1"/>
             </wp:cNvGraphicFramePr>
@@ -600,19 +1520,22 @@
               <a:graphicData uri="http://schemas.openxmlformats.org/drawingml/2006/picture">
                 <pic:pic xmlns:pic="http://schemas.openxmlformats.org/drawingml/2006/picture">
                   <pic:nvPicPr>
-                    <pic:cNvPr id="283218472" name=""/>
-                    <pic:cNvPicPr/>
+                    <pic:cNvPr id="0" name=""/>
+                    <pic:cNvPicPr>
+                      <a:picLocks noChangeAspect="1" noChangeArrowheads="1"/>
+                    </pic:cNvPicPr>
                   </pic:nvPicPr>
                   <pic:blipFill>
-                    <a:blip r:embed="rId12"/>
+                    <a:blip r:embed="rId15"/>
+                    <a:srcRect/>
                     <a:stretch>
                       <a:fillRect/>
                     </a:stretch>
                   </pic:blipFill>
-                  <pic:spPr>
+                  <pic:spPr bwMode="auto">
                     <a:xfrm>
                       <a:off x="0" y="0"/>
-                      <a:ext cx="4625741" cy="2591025"/>
+                      <a:ext cx="3048000" cy="5553075"/>
                     </a:xfrm>
                     <a:prstGeom prst="rect">
                       <a:avLst/>
@@ -624,129 +1547,57 @@
           </wp:inline>
         </w:drawing>
       </w:r>
+    </w:p>
+    <w:p>
+      <w:pPr>
+        <w:spacing w:after="200"/>
+        <w:jc w:val="center"/>
+      </w:pPr>
       <w:r>
         <w:rPr>
           <w:i/>
           <w:iCs/>
-        </w:rPr>
-        <w:br/>
-      </w:r>
-      <w:r>
-        <w:rPr>
-          <w:i/>
-          <w:iCs/>
-        </w:rPr>
-        <w:br/>
-      </w:r>
-      <w:r>
-        <w:rPr>
-          <w:i/>
-          <w:iCs/>
-        </w:rPr>
-        <w:t>[WRITE] Address=</w:t>
-      </w:r>
-      <w:proofErr w:type="gramStart"/>
-      <w:r>
-        <w:rPr>
-          <w:i/>
-          <w:iCs/>
-        </w:rPr>
-        <w:t>00000020,Data</w:t>
-      </w:r>
-      <w:proofErr w:type="gramEnd"/>
-      <w:r>
-        <w:rPr>
-          <w:i/>
-          <w:iCs/>
-        </w:rPr>
-        <w:t>=</w:t>
-      </w:r>
-      <w:proofErr w:type="spellStart"/>
-      <w:r>
-        <w:rPr>
-          <w:i/>
-          <w:iCs/>
-        </w:rPr>
-        <w:t>ce</w:t>
-      </w:r>
-      <w:proofErr w:type="spellEnd"/>
-      <w:r>
-        <w:rPr>
-          <w:i/>
-          <w:iCs/>
-        </w:rPr>
-        <w:br/>
-      </w:r>
-      <w:r>
-        <w:rPr>
-          <w:i/>
-          <w:iCs/>
-        </w:rPr>
-        <w:br/>
-      </w:r>
-      <w:r>
-        <w:rPr>
-          <w:i/>
-          <w:iCs/>
-          <w:lang w:bidi="ar-EG"/>
-        </w:rPr>
-        <w:t>  // TC6: INCR4 byte write with Subordinate-inserted wait states (HREADY low), checks HTRANS held constant while waited</w:t>
-      </w:r>
-      <w:r>
-        <w:rPr>
-          <w:i/>
-          <w:iCs/>
-          <w:lang w:bidi="ar-EG"/>
-        </w:rPr>
-        <w:br/>
-      </w:r>
-      <w:r>
-        <w:rPr>
-          <w:i/>
-          <w:iCs/>
-          <w:lang w:bidi="ar-EG"/>
-        </w:rPr>
-        <w:br/>
-      </w:r>
-      <w:r>
-        <w:rPr>
-          <w:i/>
-          <w:iCs/>
-          <w:lang w:bidi="ar-EG"/>
-        </w:rPr>
-        <w:br/>
-      </w:r>
-      <w:r>
-        <w:rPr>
-          <w:i/>
-          <w:iCs/>
-          <w:lang w:bidi="ar-EG"/>
-        </w:rPr>
-        <w:br/>
-      </w:r>
-    </w:p>
-    <w:p>
-      <w:pPr>
-        <w:rPr>
-          <w:rFonts w:hint="cs"/>
-          <w:i/>
-          <w:iCs/>
-          <w:rtl/>
-          <w:lang w:bidi="ar-EG"/>
-        </w:rPr>
-      </w:pPr>
-      <w:r>
-        <w:rPr>
-          <w:i/>
-          <w:iCs/>
-          <w:lang w:bidi="ar-EG"/>
+          <w:color w:val="595959"/>
+          <w:sz w:val="20"/>
+          <w:szCs w:val="20"/>
+        </w:rPr>
+        <w:t>Simulation log for TC5</w:t>
+      </w:r>
+    </w:p>
+    <w:p>
+      <w:pPr>
+        <w:spacing w:after="160"/>
+      </w:pPr>
+      <w:r>
+        <w:t>TC5 verifies back-to-back incrementing reads immediately following writes.</w:t>
+      </w:r>
+    </w:p>
+    <w:p>
+      <w:pPr>
+        <w:pStyle w:val="Heading2"/>
+        <w:spacing w:before="300" w:after="120"/>
+      </w:pPr>
+      <w:bookmarkStart w:id="7" w:name="_Toc235487532"/>
+      <w:r>
+        <w:t>TC6: INCR4 Byte Write with Wait States</w:t>
+      </w:r>
+      <w:bookmarkEnd w:id="7"/>
+    </w:p>
+    <w:p>
+      <w:pPr>
+        <w:spacing w:before="200" w:after="80"/>
+        <w:jc w:val="center"/>
+      </w:pPr>
+      <w:r>
+        <w:rPr>
+          <w:noProof/>
         </w:rPr>
         <w:lastRenderedPageBreak/>
         <w:drawing>
-          <wp:inline distT="0" distB="0" distL="0" distR="0" wp14:anchorId="24F3CE3A" wp14:editId="383B5BAA">
-            <wp:extent cx="5883150" cy="3970364"/>
-            <wp:effectExtent l="0" t="0" r="3810" b="0"/>
-            <wp:docPr id="1017847894" name="Picture 1"/>
+          <wp:inline distT="0" distB="0" distL="0" distR="0" wp14:anchorId="66CDC691" wp14:editId="7F479D1C">
+            <wp:extent cx="4762500" cy="2667000"/>
+            <wp:effectExtent l="0" t="0" r="0" b="0"/>
+            <wp:docPr id="1340175873" name="Picture 1340175873"/>
             <wp:cNvGraphicFramePr>
               <a:graphicFrameLocks xmlns:a="http://schemas.openxmlformats.org/drawingml/2006/main" noChangeAspect="1"/>
             </wp:cNvGraphicFramePr>
@@ -754,19 +1605,22 @@
               <a:graphicData uri="http://schemas.openxmlformats.org/drawingml/2006/picture">
                 <pic:pic xmlns:pic="http://schemas.openxmlformats.org/drawingml/2006/picture">
                   <pic:nvPicPr>
-                    <pic:cNvPr id="1017847894" name=""/>
-                    <pic:cNvPicPr/>
+                    <pic:cNvPr id="0" name=""/>
+                    <pic:cNvPicPr>
+                      <a:picLocks noChangeAspect="1" noChangeArrowheads="1"/>
+                    </pic:cNvPicPr>
                   </pic:nvPicPr>
                   <pic:blipFill>
-                    <a:blip r:embed="rId13"/>
+                    <a:blip r:embed="rId16"/>
+                    <a:srcRect/>
                     <a:stretch>
                       <a:fillRect/>
                     </a:stretch>
                   </pic:blipFill>
-                  <pic:spPr>
+                  <pic:spPr bwMode="auto">
                     <a:xfrm>
                       <a:off x="0" y="0"/>
-                      <a:ext cx="5883150" cy="3970364"/>
+                      <a:ext cx="4762500" cy="2667000"/>
                     </a:xfrm>
                     <a:prstGeom prst="rect">
                       <a:avLst/>
@@ -780,24 +1634,78 @@
       </w:r>
     </w:p>
     <w:p>
+      <w:pPr>
+        <w:spacing w:after="200"/>
+        <w:jc w:val="center"/>
+      </w:pPr>
       <w:r>
         <w:rPr>
           <w:i/>
           <w:iCs/>
-        </w:rPr>
-        <w:br/>
-      </w:r>
-    </w:p>
-    <w:p>
-      <w:r>
-        <w:br/>
-      </w:r>
-      <w:r>
+          <w:color w:val="595959"/>
+          <w:sz w:val="20"/>
+          <w:szCs w:val="20"/>
+        </w:rPr>
+        <w:t>Waveform for TC6</w:t>
+      </w:r>
+    </w:p>
+    <w:p>
+      <w:pPr>
+        <w:shd w:val="clear" w:color="auto" w:fill="F2F2F2"/>
+        <w:spacing w:after="40"/>
+      </w:pPr>
+      <w:r>
+        <w:rPr>
+          <w:rFonts w:ascii="Consolas" w:eastAsia="Consolas" w:hAnsi="Consolas" w:cs="Consolas"/>
+          <w:sz w:val="20"/>
+          <w:szCs w:val="20"/>
+        </w:rPr>
+        <w:t>[WRITE] Address=00000020, Data=</w:t>
+      </w:r>
+      <w:proofErr w:type="spellStart"/>
+      <w:r>
+        <w:rPr>
+          <w:rFonts w:ascii="Consolas" w:eastAsia="Consolas" w:hAnsi="Consolas" w:cs="Consolas"/>
+          <w:sz w:val="20"/>
+          <w:szCs w:val="20"/>
+        </w:rPr>
+        <w:t>ce</w:t>
+      </w:r>
+      <w:proofErr w:type="spellEnd"/>
+    </w:p>
+    <w:p>
+      <w:pPr>
+        <w:spacing w:before="120" w:after="160"/>
+      </w:pPr>
+      <w:r>
+        <w:t>TC6 is an INCR4 byte write with subordinate-inserted wait states (HREADY low); it checks that HTRANS is held constant while waited.</w:t>
+      </w:r>
+    </w:p>
+    <w:p>
+      <w:pPr>
+        <w:pStyle w:val="Heading2"/>
+        <w:spacing w:before="300" w:after="120"/>
+      </w:pPr>
+      <w:bookmarkStart w:id="8" w:name="_Toc235487533"/>
+      <w:r>
+        <w:t>TC7: 7-Beat Incrementing Burst (INCR) of Halfwords</w:t>
+      </w:r>
+      <w:bookmarkEnd w:id="8"/>
+    </w:p>
+    <w:p>
+      <w:pPr>
+        <w:spacing w:before="200" w:after="80"/>
+        <w:jc w:val="center"/>
+      </w:pPr>
+      <w:r>
+        <w:rPr>
+          <w:noProof/>
+        </w:rPr>
         <w:drawing>
-          <wp:inline distT="0" distB="0" distL="0" distR="0" wp14:anchorId="712F6DD9" wp14:editId="43960276">
-            <wp:extent cx="2575783" cy="2362405"/>
+          <wp:inline distT="0" distB="0" distL="0" distR="0" wp14:anchorId="796345B6" wp14:editId="707651C6">
+            <wp:extent cx="5715000" cy="3857625"/>
             <wp:effectExtent l="0" t="0" r="0" b="0"/>
-            <wp:docPr id="1175074453" name="Picture 1"/>
+            <wp:docPr id="1573550081" name="Picture 1573550081"/>
             <wp:cNvGraphicFramePr>
               <a:graphicFrameLocks xmlns:a="http://schemas.openxmlformats.org/drawingml/2006/main" noChangeAspect="1"/>
             </wp:cNvGraphicFramePr>
@@ -805,19 +1713,22 @@
               <a:graphicData uri="http://schemas.openxmlformats.org/drawingml/2006/picture">
                 <pic:pic xmlns:pic="http://schemas.openxmlformats.org/drawingml/2006/picture">
                   <pic:nvPicPr>
-                    <pic:cNvPr id="1175074453" name=""/>
-                    <pic:cNvPicPr/>
+                    <pic:cNvPr id="0" name=""/>
+                    <pic:cNvPicPr>
+                      <a:picLocks noChangeAspect="1" noChangeArrowheads="1"/>
+                    </pic:cNvPicPr>
                   </pic:nvPicPr>
                   <pic:blipFill>
-                    <a:blip r:embed="rId14"/>
+                    <a:blip r:embed="rId17"/>
+                    <a:srcRect/>
                     <a:stretch>
                       <a:fillRect/>
                     </a:stretch>
                   </pic:blipFill>
-                  <pic:spPr>
+                  <pic:spPr bwMode="auto">
                     <a:xfrm>
                       <a:off x="0" y="0"/>
-                      <a:ext cx="2575783" cy="2362405"/>
+                      <a:ext cx="5715000" cy="3857625"/>
                     </a:xfrm>
                     <a:prstGeom prst="rect">
                       <a:avLst/>
@@ -829,24 +1740,216 @@
           </wp:inline>
         </w:drawing>
       </w:r>
-      <w:r>
-        <w:br/>
-      </w:r>
-      <w:r>
-        <w:t> </w:t>
-      </w:r>
+    </w:p>
+    <w:p>
+      <w:pPr>
+        <w:spacing w:after="200"/>
+        <w:jc w:val="center"/>
+      </w:pPr>
       <w:r>
         <w:rPr>
           <w:i/>
           <w:iCs/>
-        </w:rPr>
-        <w:t>// TC7: 7-beat incrementing burst (INCR) of halfwords of undefined length, verifies burst length and address increments by transfer size</w:t>
-      </w:r>
-    </w:p>
-    <w:p/>
+          <w:color w:val="595959"/>
+          <w:sz w:val="20"/>
+          <w:szCs w:val="20"/>
+        </w:rPr>
+        <w:t>Waveform for TC7</w:t>
+      </w:r>
+    </w:p>
+    <w:p>
+      <w:pPr>
+        <w:shd w:val="clear" w:color="auto" w:fill="F2F2F2"/>
+        <w:spacing w:after="40"/>
+      </w:pPr>
+      <w:r>
+        <w:rPr>
+          <w:rFonts w:ascii="Consolas" w:eastAsia="Consolas" w:hAnsi="Consolas" w:cs="Consolas"/>
+          <w:sz w:val="20"/>
+          <w:szCs w:val="20"/>
+        </w:rPr>
+        <w:lastRenderedPageBreak/>
+        <w:t>[WRITE] Address=00000040, Data=78</w:t>
+      </w:r>
+    </w:p>
+    <w:p>
+      <w:pPr>
+        <w:shd w:val="clear" w:color="auto" w:fill="F2F2F2"/>
+        <w:spacing w:after="40"/>
+      </w:pPr>
+      <w:r>
+        <w:rPr>
+          <w:rFonts w:ascii="Consolas" w:eastAsia="Consolas" w:hAnsi="Consolas" w:cs="Consolas"/>
+          <w:sz w:val="20"/>
+          <w:szCs w:val="20"/>
+        </w:rPr>
+        <w:t>[WRITE] Address=00000041, Data=78</w:t>
+      </w:r>
+    </w:p>
+    <w:p>
+      <w:pPr>
+        <w:shd w:val="clear" w:color="auto" w:fill="F2F2F2"/>
+        <w:spacing w:after="40"/>
+      </w:pPr>
+      <w:r>
+        <w:rPr>
+          <w:rFonts w:ascii="Consolas" w:eastAsia="Consolas" w:hAnsi="Consolas" w:cs="Consolas"/>
+          <w:sz w:val="20"/>
+          <w:szCs w:val="20"/>
+        </w:rPr>
+        <w:t>[WRITE] Address=00000042, Data=78</w:t>
+      </w:r>
+    </w:p>
+    <w:p>
+      <w:pPr>
+        <w:shd w:val="clear" w:color="auto" w:fill="F2F2F2"/>
+        <w:spacing w:after="40"/>
+      </w:pPr>
+      <w:r>
+        <w:rPr>
+          <w:rFonts w:ascii="Consolas" w:eastAsia="Consolas" w:hAnsi="Consolas" w:cs="Consolas"/>
+          <w:sz w:val="20"/>
+          <w:szCs w:val="20"/>
+        </w:rPr>
+        <w:t>[WRITE] Address=00000043, Data=78</w:t>
+      </w:r>
+    </w:p>
+    <w:p>
+      <w:pPr>
+        <w:shd w:val="clear" w:color="auto" w:fill="F2F2F2"/>
+        <w:spacing w:after="40"/>
+      </w:pPr>
+      <w:r>
+        <w:rPr>
+          <w:rFonts w:ascii="Consolas" w:eastAsia="Consolas" w:hAnsi="Consolas" w:cs="Consolas"/>
+          <w:sz w:val="20"/>
+          <w:szCs w:val="20"/>
+        </w:rPr>
+        <w:t>[WRITE] Address=00000044, Data=78</w:t>
+      </w:r>
+    </w:p>
+    <w:p>
+      <w:pPr>
+        <w:shd w:val="clear" w:color="auto" w:fill="F2F2F2"/>
+        <w:spacing w:after="40"/>
+      </w:pPr>
+      <w:r>
+        <w:rPr>
+          <w:rFonts w:ascii="Consolas" w:eastAsia="Consolas" w:hAnsi="Consolas" w:cs="Consolas"/>
+          <w:sz w:val="20"/>
+          <w:szCs w:val="20"/>
+        </w:rPr>
+        <w:t>[WRITE] Address=00000045, Data=78</w:t>
+      </w:r>
+    </w:p>
+    <w:p>
+      <w:pPr>
+        <w:shd w:val="clear" w:color="auto" w:fill="F2F2F2"/>
+        <w:spacing w:after="40"/>
+      </w:pPr>
+      <w:r>
+        <w:rPr>
+          <w:rFonts w:ascii="Consolas" w:eastAsia="Consolas" w:hAnsi="Consolas" w:cs="Consolas"/>
+          <w:sz w:val="20"/>
+          <w:szCs w:val="20"/>
+        </w:rPr>
+        <w:t>[WRITE] Address=00000046, Data=78</w:t>
+      </w:r>
+    </w:p>
+    <w:p>
+      <w:pPr>
+        <w:shd w:val="clear" w:color="auto" w:fill="F2F2F2"/>
+        <w:spacing w:after="40"/>
+      </w:pPr>
+      <w:r>
+        <w:rPr>
+          <w:rFonts w:ascii="Consolas" w:eastAsia="Consolas" w:hAnsi="Consolas" w:cs="Consolas"/>
+          <w:sz w:val="20"/>
+          <w:szCs w:val="20"/>
+        </w:rPr>
+        <w:t>[WRITE] Address=00000047, Data=78</w:t>
+      </w:r>
+    </w:p>
+    <w:p>
+      <w:pPr>
+        <w:spacing w:before="120" w:after="160"/>
+      </w:pPr>
+      <w:r>
+        <w:t>TC7 is a 7-beat incrementing burst (INCR) of halfwords of undefined length; it verifies burst length and that addresses increment by transfer size.</w:t>
+      </w:r>
+    </w:p>
+    <w:p>
+      <w:pPr>
+        <w:pStyle w:val="Heading1"/>
+      </w:pPr>
+      <w:bookmarkStart w:id="9" w:name="_Toc235487534"/>
+      <w:r>
+        <w:t>Unsupported Features</w:t>
+      </w:r>
+      <w:bookmarkEnd w:id="9"/>
+    </w:p>
+    <w:p>
+      <w:pPr>
+        <w:spacing w:after="160"/>
+      </w:pPr>
+      <w:r>
+        <w:rPr>
+          <w:b/>
+          <w:bCs/>
+        </w:rPr>
+        <w:t xml:space="preserve">HMASTLOCK: </w:t>
+      </w:r>
+      <w:r>
+        <w:t>When HIGH, this signal indicates that the current transfer is part of a locked sequence. It has the same timing as the address and control signals.</w:t>
+      </w:r>
+    </w:p>
+    <w:p>
+      <w:pPr>
+        <w:spacing w:after="160"/>
+      </w:pPr>
+      <w:proofErr w:type="gramStart"/>
+      <w:r>
+        <w:rPr>
+          <w:b/>
+          <w:bCs/>
+        </w:rPr>
+        <w:t>HPROT[</w:t>
+      </w:r>
+      <w:proofErr w:type="gramEnd"/>
+      <w:r>
+        <w:rPr>
+          <w:b/>
+          <w:bCs/>
+        </w:rPr>
+        <w:t xml:space="preserve">3:0]: </w:t>
+      </w:r>
+      <w:r>
+        <w:t xml:space="preserve">The protection control signals provide additional information about a bus access and are primarily intended for use by any module that wants to implement some level of protection. The signals indicate whether the transfer is an opcode fetch or data access, and whether the transfer is a privileged-mode or user-mode access. For masters with a memory management unit, these signals also indicate whether the current access is cacheable or </w:t>
+      </w:r>
+      <w:proofErr w:type="spellStart"/>
+      <w:r>
+        <w:t>bufferable</w:t>
+      </w:r>
+      <w:proofErr w:type="spellEnd"/>
+      <w:r>
+        <w:t>.</w:t>
+      </w:r>
+    </w:p>
+    <w:p>
+      <w:pPr>
+        <w:pStyle w:val="Heading1"/>
+      </w:pPr>
+      <w:bookmarkStart w:id="10" w:name="_Toc235487535"/>
+      <w:r>
+        <w:t>Error Response</w:t>
+      </w:r>
+      <w:bookmarkEnd w:id="10"/>
+    </w:p>
     <w:sectPr>
+      <w:headerReference w:type="default" r:id="rId18"/>
+      <w:footerReference w:type="default" r:id="rId19"/>
       <w:pgSz w:w="12240" w:h="15840"/>
-      <w:pgMar w:top="1440" w:right="1440" w:bottom="1440" w:left="1440" w:header="720" w:footer="720" w:gutter="0"/>
+      <w:pgMar w:top="1440" w:right="1440" w:bottom="1440" w:left="1440" w:header="708" w:footer="708" w:gutter="0"/>
       <w:cols w:space="720"/>
       <w:docGrid w:linePitch="360"/>
     </w:sectPr>
@@ -854,24 +1957,222 @@
 </w:document>
 </file>
 
+<file path=word/endnotes.xml><?xml version="1.0" encoding="utf-8"?>
+<w:endnotes xmlns:wpc="http://schemas.microsoft.com/office/word/2010/wordprocessingCanvas" xmlns:cx="http://schemas.microsoft.com/office/drawing/2014/chartex" xmlns:cx1="http://schemas.microsoft.com/office/drawing/2015/9/8/chartex" xmlns:cx2="http://schemas.microsoft.com/office/drawing/2015/10/21/chartex" xmlns:cx3="http://schemas.microsoft.com/office/drawing/2016/5/9/chartex" xmlns:cx4="http://schemas.microsoft.com/office/drawing/2016/5/10/chartex" xmlns:cx5="http://schemas.microsoft.com/office/drawing/2016/5/11/chartex" xmlns:cx6="http://schemas.microsoft.com/office/drawing/2016/5/12/chartex" xmlns:cx7="http://schemas.microsoft.com/office/drawing/2016/5/13/chartex" xmlns:cx8="http://schemas.microsoft.com/office/drawing/2016/5/14/chartex" xmlns:mc="http://schemas.openxmlformats.org/markup-compatibility/2006" xmlns:aink="http://schemas.microsoft.com/office/drawing/2016/ink" xmlns:am3d="http://schemas.microsoft.com/office/drawing/2017/model3d" xmlns:o="urn:schemas-microsoft-com:office:office" xmlns:oel="http://schemas.microsoft.com/office/2019/extlst" xmlns:r="http://schemas.openxmlformats.org/officeDocument/2006/relationships" xmlns:m="http://schemas.openxmlformats.org/officeDocument/2006/math" xmlns:v="urn:schemas-microsoft-com:vml" xmlns:wp14="http://schemas.microsoft.com/office/word/2010/wordprocessingDrawing" xmlns:wp="http://schemas.openxmlformats.org/drawingml/2006/wordprocessingDrawing" xmlns:w10="urn:schemas-microsoft-com:office:word" xmlns:w="http://schemas.openxmlformats.org/wordprocessingml/2006/main" xmlns:w14="http://schemas.microsoft.com/office/word/2010/wordml" xmlns:w15="http://schemas.microsoft.com/office/word/2012/wordml" xmlns:w16cex="http://schemas.microsoft.com/office/word/2018/wordml/cex" xmlns:w16cid="http://schemas.microsoft.com/office/word/2016/wordml/cid" xmlns:w16="http://schemas.microsoft.com/office/word/2018/wordml" xmlns:w16du="http://schemas.microsoft.com/office/word/2023/wordml/word16du" xmlns:w16sdtdh="http://schemas.microsoft.com/office/word/2020/wordml/sdtdatahash" xmlns:w16sdtfl="http://schemas.microsoft.com/office/word/2024/wordml/sdtformatlock" xmlns:w16se="http://schemas.microsoft.com/office/word/2015/wordml/symex" xmlns:wpg="http://schemas.microsoft.com/office/word/2010/wordprocessingGroup" xmlns:wpi="http://schemas.microsoft.com/office/word/2010/wordprocessingInk" xmlns:wne="http://schemas.microsoft.com/office/word/2006/wordml" xmlns:wps="http://schemas.microsoft.com/office/word/2010/wordprocessingShape" mc:Ignorable="w14 w15 w16se w16cid w16 w16cex w16sdtdh w16sdtfl w16du wp14">
+  <w:endnote w:type="separator" w:id="-1">
+    <w:p>
+      <w:r>
+        <w:separator/>
+      </w:r>
+    </w:p>
+  </w:endnote>
+  <w:endnote w:type="continuationSeparator" w:id="0">
+    <w:p>
+      <w:r>
+        <w:continuationSeparator/>
+      </w:r>
+    </w:p>
+  </w:endnote>
+</w:endnotes>
+</file>
+
+<file path=word/footer1.xml><?xml version="1.0" encoding="utf-8"?>
+<w:ftr xmlns:wpc="http://schemas.microsoft.com/office/word/2010/wordprocessingCanvas" xmlns:cx="http://schemas.microsoft.com/office/drawing/2014/chartex" xmlns:cx1="http://schemas.microsoft.com/office/drawing/2015/9/8/chartex" xmlns:cx2="http://schemas.microsoft.com/office/drawing/2015/10/21/chartex" xmlns:cx3="http://schemas.microsoft.com/office/drawing/2016/5/9/chartex" xmlns:cx4="http://schemas.microsoft.com/office/drawing/2016/5/10/chartex" xmlns:cx5="http://schemas.microsoft.com/office/drawing/2016/5/11/chartex" xmlns:cx6="http://schemas.microsoft.com/office/drawing/2016/5/12/chartex" xmlns:cx7="http://schemas.microsoft.com/office/drawing/2016/5/13/chartex" xmlns:cx8="http://schemas.microsoft.com/office/drawing/2016/5/14/chartex" xmlns:mc="http://schemas.openxmlformats.org/markup-compatibility/2006" xmlns:aink="http://schemas.microsoft.com/office/drawing/2016/ink" xmlns:am3d="http://schemas.microsoft.com/office/drawing/2017/model3d" xmlns:o="urn:schemas-microsoft-com:office:office" xmlns:oel="http://schemas.microsoft.com/office/2019/extlst" xmlns:r="http://schemas.openxmlformats.org/officeDocument/2006/relationships" xmlns:m="http://schemas.openxmlformats.org/officeDocument/2006/math" xmlns:v="urn:schemas-microsoft-com:vml" xmlns:wp14="http://schemas.microsoft.com/office/word/2010/wordprocessingDrawing" xmlns:wp="http://schemas.openxmlformats.org/drawingml/2006/wordprocessingDrawing" xmlns:w10="urn:schemas-microsoft-com:office:word" xmlns:w="http://schemas.openxmlformats.org/wordprocessingml/2006/main" xmlns:w14="http://schemas.microsoft.com/office/word/2010/wordml" xmlns:w15="http://schemas.microsoft.com/office/word/2012/wordml" xmlns:w16cex="http://schemas.microsoft.com/office/word/2018/wordml/cex" xmlns:w16cid="http://schemas.microsoft.com/office/word/2016/wordml/cid" xmlns:w16="http://schemas.microsoft.com/office/word/2018/wordml" xmlns:w16du="http://schemas.microsoft.com/office/word/2023/wordml/word16du" xmlns:w16sdtdh="http://schemas.microsoft.com/office/word/2020/wordml/sdtdatahash" xmlns:w16sdtfl="http://schemas.microsoft.com/office/word/2024/wordml/sdtformatlock" xmlns:w16se="http://schemas.microsoft.com/office/word/2015/wordml/symex" xmlns:wpg="http://schemas.microsoft.com/office/word/2010/wordprocessingGroup" xmlns:wpi="http://schemas.microsoft.com/office/word/2010/wordprocessingInk" xmlns:wne="http://schemas.microsoft.com/office/word/2006/wordml" xmlns:wps="http://schemas.microsoft.com/office/word/2010/wordprocessingShape" mc:Ignorable="w14 w15 w16se w16cid w16 w16cex w16sdtdh w16sdtfl w16du wp14">
+  <w:p>
+    <w:pPr>
+      <w:jc w:val="center"/>
+    </w:pPr>
+    <w:r>
+      <w:rPr>
+        <w:color w:val="808080"/>
+        <w:sz w:val="18"/>
+        <w:szCs w:val="18"/>
+      </w:rPr>
+      <w:fldChar w:fldCharType="begin"/>
+    </w:r>
+    <w:r>
+      <w:rPr>
+        <w:color w:val="808080"/>
+        <w:sz w:val="18"/>
+        <w:szCs w:val="18"/>
+      </w:rPr>
+      <w:instrText>PAGE</w:instrText>
+    </w:r>
+    <w:r>
+      <w:rPr>
+        <w:color w:val="808080"/>
+        <w:sz w:val="18"/>
+        <w:szCs w:val="18"/>
+      </w:rPr>
+      <w:fldChar w:fldCharType="separate"/>
+    </w:r>
+    <w:r>
+      <w:rPr>
+        <w:noProof/>
+        <w:color w:val="808080"/>
+        <w:sz w:val="18"/>
+        <w:szCs w:val="18"/>
+      </w:rPr>
+      <w:t>1</w:t>
+    </w:r>
+    <w:r>
+      <w:rPr>
+        <w:color w:val="808080"/>
+        <w:sz w:val="18"/>
+        <w:szCs w:val="18"/>
+      </w:rPr>
+      <w:fldChar w:fldCharType="end"/>
+    </w:r>
+  </w:p>
+</w:ftr>
+</file>
+
+<file path=word/footnotes.xml><?xml version="1.0" encoding="utf-8"?>
+<w:footnotes xmlns:wpc="http://schemas.microsoft.com/office/word/2010/wordprocessingCanvas" xmlns:cx="http://schemas.microsoft.com/office/drawing/2014/chartex" xmlns:cx1="http://schemas.microsoft.com/office/drawing/2015/9/8/chartex" xmlns:cx2="http://schemas.microsoft.com/office/drawing/2015/10/21/chartex" xmlns:cx3="http://schemas.microsoft.com/office/drawing/2016/5/9/chartex" xmlns:cx4="http://schemas.microsoft.com/office/drawing/2016/5/10/chartex" xmlns:cx5="http://schemas.microsoft.com/office/drawing/2016/5/11/chartex" xmlns:cx6="http://schemas.microsoft.com/office/drawing/2016/5/12/chartex" xmlns:cx7="http://schemas.microsoft.com/office/drawing/2016/5/13/chartex" xmlns:cx8="http://schemas.microsoft.com/office/drawing/2016/5/14/chartex" xmlns:mc="http://schemas.openxmlformats.org/markup-compatibility/2006" xmlns:aink="http://schemas.microsoft.com/office/drawing/2016/ink" xmlns:am3d="http://schemas.microsoft.com/office/drawing/2017/model3d" xmlns:o="urn:schemas-microsoft-com:office:office" xmlns:oel="http://schemas.microsoft.com/office/2019/extlst" xmlns:r="http://schemas.openxmlformats.org/officeDocument/2006/relationships" xmlns:m="http://schemas.openxmlformats.org/officeDocument/2006/math" xmlns:v="urn:schemas-microsoft-com:vml" xmlns:wp14="http://schemas.microsoft.com/office/word/2010/wordprocessingDrawing" xmlns:wp="http://schemas.openxmlformats.org/drawingml/2006/wordprocessingDrawing" xmlns:w10="urn:schemas-microsoft-com:office:word" xmlns:w="http://schemas.openxmlformats.org/wordprocessingml/2006/main" xmlns:w14="http://schemas.microsoft.com/office/word/2010/wordml" xmlns:w15="http://schemas.microsoft.com/office/word/2012/wordml" xmlns:w16cex="http://schemas.microsoft.com/office/word/2018/wordml/cex" xmlns:w16cid="http://schemas.microsoft.com/office/word/2016/wordml/cid" xmlns:w16="http://schemas.microsoft.com/office/word/2018/wordml" xmlns:w16du="http://schemas.microsoft.com/office/word/2023/wordml/word16du" xmlns:w16sdtdh="http://schemas.microsoft.com/office/word/2020/wordml/sdtdatahash" xmlns:w16sdtfl="http://schemas.microsoft.com/office/word/2024/wordml/sdtformatlock" xmlns:w16se="http://schemas.microsoft.com/office/word/2015/wordml/symex" xmlns:wpg="http://schemas.microsoft.com/office/word/2010/wordprocessingGroup" xmlns:wpi="http://schemas.microsoft.com/office/word/2010/wordprocessingInk" xmlns:wne="http://schemas.microsoft.com/office/word/2006/wordml" xmlns:wps="http://schemas.microsoft.com/office/word/2010/wordprocessingShape" mc:Ignorable="w14 w15 w16se w16cid w16 w16cex w16sdtdh w16sdtfl w16du wp14">
+  <w:footnote w:type="separator" w:id="-1">
+    <w:p>
+      <w:r>
+        <w:separator/>
+      </w:r>
+    </w:p>
+  </w:footnote>
+  <w:footnote w:type="continuationSeparator" w:id="0">
+    <w:p>
+      <w:r>
+        <w:continuationSeparator/>
+      </w:r>
+    </w:p>
+  </w:footnote>
+</w:footnotes>
+</file>
+
+<file path=word/header1.xml><?xml version="1.0" encoding="utf-8"?>
+<w:hdr xmlns:wpc="http://schemas.microsoft.com/office/word/2010/wordprocessingCanvas" xmlns:cx="http://schemas.microsoft.com/office/drawing/2014/chartex" xmlns:cx1="http://schemas.microsoft.com/office/drawing/2015/9/8/chartex" xmlns:cx2="http://schemas.microsoft.com/office/drawing/2015/10/21/chartex" xmlns:cx3="http://schemas.microsoft.com/office/drawing/2016/5/9/chartex" xmlns:cx4="http://schemas.microsoft.com/office/drawing/2016/5/10/chartex" xmlns:cx5="http://schemas.microsoft.com/office/drawing/2016/5/11/chartex" xmlns:cx6="http://schemas.microsoft.com/office/drawing/2016/5/12/chartex" xmlns:cx7="http://schemas.microsoft.com/office/drawing/2016/5/13/chartex" xmlns:cx8="http://schemas.microsoft.com/office/drawing/2016/5/14/chartex" xmlns:mc="http://schemas.openxmlformats.org/markup-compatibility/2006" xmlns:aink="http://schemas.microsoft.com/office/drawing/2016/ink" xmlns:am3d="http://schemas.microsoft.com/office/drawing/2017/model3d" xmlns:o="urn:schemas-microsoft-com:office:office" xmlns:oel="http://schemas.microsoft.com/office/2019/extlst" xmlns:r="http://schemas.openxmlformats.org/officeDocument/2006/relationships" xmlns:m="http://schemas.openxmlformats.org/officeDocument/2006/math" xmlns:v="urn:schemas-microsoft-com:vml" xmlns:wp14="http://schemas.microsoft.com/office/word/2010/wordprocessingDrawing" xmlns:wp="http://schemas.openxmlformats.org/drawingml/2006/wordprocessingDrawing" xmlns:w10="urn:schemas-microsoft-com:office:word" xmlns:w="http://schemas.openxmlformats.org/wordprocessingml/2006/main" xmlns:w14="http://schemas.microsoft.com/office/word/2010/wordml" xmlns:w15="http://schemas.microsoft.com/office/word/2012/wordml" xmlns:w16cex="http://schemas.microsoft.com/office/word/2018/wordml/cex" xmlns:w16cid="http://schemas.microsoft.com/office/word/2016/wordml/cid" xmlns:w16="http://schemas.microsoft.com/office/word/2018/wordml" xmlns:w16du="http://schemas.microsoft.com/office/word/2023/wordml/word16du" xmlns:w16sdtdh="http://schemas.microsoft.com/office/word/2020/wordml/sdtdatahash" xmlns:w16sdtfl="http://schemas.microsoft.com/office/word/2024/wordml/sdtformatlock" xmlns:w16se="http://schemas.microsoft.com/office/word/2015/wordml/symex" xmlns:wpg="http://schemas.microsoft.com/office/word/2010/wordprocessingGroup" xmlns:wpi="http://schemas.microsoft.com/office/word/2010/wordprocessingInk" xmlns:wne="http://schemas.microsoft.com/office/word/2006/wordml" xmlns:wps="http://schemas.microsoft.com/office/word/2010/wordprocessingShape" mc:Ignorable="w14 w15 w16se w16cid w16 w16cex w16sdtdh w16sdtfl w16du wp14">
+  <w:p>
+    <w:pPr>
+      <w:jc w:val="right"/>
+    </w:pPr>
+    <w:r>
+      <w:rPr>
+        <w:color w:val="808080"/>
+        <w:sz w:val="16"/>
+        <w:szCs w:val="16"/>
+      </w:rPr>
+      <w:t>AHB Protocol Verification</w:t>
+    </w:r>
+  </w:p>
+</w:hdr>
+</file>
+
+<file path=word/numbering.xml><?xml version="1.0" encoding="utf-8"?>
+<w:numbering xmlns:wpc="http://schemas.microsoft.com/office/word/2010/wordprocessingCanvas" xmlns:cx="http://schemas.microsoft.com/office/drawing/2014/chartex" xmlns:cx1="http://schemas.microsoft.com/office/drawing/2015/9/8/chartex" xmlns:cx2="http://schemas.microsoft.com/office/drawing/2015/10/21/chartex" xmlns:cx3="http://schemas.microsoft.com/office/drawing/2016/5/9/chartex" xmlns:cx4="http://schemas.microsoft.com/office/drawing/2016/5/10/chartex" xmlns:cx5="http://schemas.microsoft.com/office/drawing/2016/5/11/chartex" xmlns:cx6="http://schemas.microsoft.com/office/drawing/2016/5/12/chartex" xmlns:cx7="http://schemas.microsoft.com/office/drawing/2016/5/13/chartex" xmlns:cx8="http://schemas.microsoft.com/office/drawing/2016/5/14/chartex" xmlns:mc="http://schemas.openxmlformats.org/markup-compatibility/2006" xmlns:aink="http://schemas.microsoft.com/office/drawing/2016/ink" xmlns:am3d="http://schemas.microsoft.com/office/drawing/2017/model3d" xmlns:o="urn:schemas-microsoft-com:office:office" xmlns:oel="http://schemas.microsoft.com/office/2019/extlst" xmlns:r="http://schemas.openxmlformats.org/officeDocument/2006/relationships" xmlns:m="http://schemas.openxmlformats.org/officeDocument/2006/math" xmlns:v="urn:schemas-microsoft-com:vml" xmlns:wp14="http://schemas.microsoft.com/office/word/2010/wordprocessingDrawing" xmlns:wp="http://schemas.openxmlformats.org/drawingml/2006/wordprocessingDrawing" xmlns:w10="urn:schemas-microsoft-com:office:word" xmlns:w="http://schemas.openxmlformats.org/wordprocessingml/2006/main" xmlns:w14="http://schemas.microsoft.com/office/word/2010/wordml" xmlns:w15="http://schemas.microsoft.com/office/word/2012/wordml" xmlns:w16cex="http://schemas.microsoft.com/office/word/2018/wordml/cex" xmlns:w16cid="http://schemas.microsoft.com/office/word/2016/wordml/cid" xmlns:w16="http://schemas.microsoft.com/office/word/2018/wordml" xmlns:w16du="http://schemas.microsoft.com/office/word/2023/wordml/word16du" xmlns:w16sdtdh="http://schemas.microsoft.com/office/word/2020/wordml/sdtdatahash" xmlns:w16sdtfl="http://schemas.microsoft.com/office/word/2024/wordml/sdtformatlock" xmlns:w16se="http://schemas.microsoft.com/office/word/2015/wordml/symex" xmlns:wpg="http://schemas.microsoft.com/office/word/2010/wordprocessingGroup" xmlns:wpi="http://schemas.microsoft.com/office/word/2010/wordprocessingInk" xmlns:wne="http://schemas.microsoft.com/office/word/2006/wordml" xmlns:wps="http://schemas.microsoft.com/office/word/2010/wordprocessingShape" mc:Ignorable="w14 w15 w16se w16cid w16 w16cex w16sdtdh w16sdtfl w16du wp14">
+  <w:abstractNum w:abstractNumId="0" w15:restartNumberingAfterBreak="0">
+    <w:nsid w:val="24EB08D8"/>
+    <w:multiLevelType w:val="hybridMultilevel"/>
+    <w:tmpl w:val="D20473BA"/>
+    <w:lvl w:ilvl="0" w:tplc="20A8217A">
+      <w:start w:val="1"/>
+      <w:numFmt w:val="bullet"/>
+      <w:lvlText w:val="●"/>
+      <w:lvlJc w:val="left"/>
+      <w:pPr>
+        <w:ind w:left="720" w:hanging="360"/>
+      </w:pPr>
+    </w:lvl>
+    <w:lvl w:ilvl="1" w:tplc="B0A8AB50">
+      <w:start w:val="1"/>
+      <w:numFmt w:val="bullet"/>
+      <w:lvlText w:val="○"/>
+      <w:lvlJc w:val="left"/>
+      <w:pPr>
+        <w:ind w:left="1440" w:hanging="360"/>
+      </w:pPr>
+    </w:lvl>
+    <w:lvl w:ilvl="2" w:tplc="913AEB3E">
+      <w:start w:val="1"/>
+      <w:numFmt w:val="bullet"/>
+      <w:lvlText w:val="■"/>
+      <w:lvlJc w:val="left"/>
+      <w:pPr>
+        <w:ind w:left="2160" w:hanging="360"/>
+      </w:pPr>
+    </w:lvl>
+    <w:lvl w:ilvl="3" w:tplc="42F6667C">
+      <w:start w:val="1"/>
+      <w:numFmt w:val="bullet"/>
+      <w:lvlText w:val="●"/>
+      <w:lvlJc w:val="left"/>
+      <w:pPr>
+        <w:ind w:left="2880" w:hanging="360"/>
+      </w:pPr>
+    </w:lvl>
+    <w:lvl w:ilvl="4" w:tplc="35A0C126">
+      <w:start w:val="1"/>
+      <w:numFmt w:val="bullet"/>
+      <w:lvlText w:val="○"/>
+      <w:lvlJc w:val="left"/>
+      <w:pPr>
+        <w:ind w:left="3600" w:hanging="360"/>
+      </w:pPr>
+    </w:lvl>
+    <w:lvl w:ilvl="5" w:tplc="6B32C392">
+      <w:start w:val="1"/>
+      <w:numFmt w:val="bullet"/>
+      <w:lvlText w:val="■"/>
+      <w:lvlJc w:val="left"/>
+      <w:pPr>
+        <w:ind w:left="4320" w:hanging="360"/>
+      </w:pPr>
+    </w:lvl>
+    <w:lvl w:ilvl="6" w:tplc="3698F3D6">
+      <w:start w:val="1"/>
+      <w:numFmt w:val="bullet"/>
+      <w:lvlText w:val="●"/>
+      <w:lvlJc w:val="left"/>
+      <w:pPr>
+        <w:ind w:left="5040" w:hanging="360"/>
+      </w:pPr>
+    </w:lvl>
+    <w:lvl w:ilvl="7" w:tplc="F7A2A960">
+      <w:start w:val="1"/>
+      <w:numFmt w:val="bullet"/>
+      <w:lvlText w:val="●"/>
+      <w:lvlJc w:val="left"/>
+      <w:pPr>
+        <w:ind w:left="5760" w:hanging="360"/>
+      </w:pPr>
+    </w:lvl>
+    <w:lvl w:ilvl="8" w:tplc="7D689482">
+      <w:start w:val="1"/>
+      <w:numFmt w:val="bullet"/>
+      <w:lvlText w:val="●"/>
+      <w:lvlJc w:val="left"/>
+      <w:pPr>
+        <w:ind w:left="6480" w:hanging="360"/>
+      </w:pPr>
+    </w:lvl>
+  </w:abstractNum>
+  <w:num w:numId="1" w16cid:durableId="893538974">
+    <w:abstractNumId w:val="0"/>
+    <w:lvlOverride w:ilvl="0">
+      <w:startOverride w:val="1"/>
+    </w:lvlOverride>
+  </w:num>
+</w:numbering>
+</file>
+
 <file path=word/styles.xml><?xml version="1.0" encoding="utf-8"?>
 <w:styles xmlns:mc="http://schemas.openxmlformats.org/markup-compatibility/2006" xmlns:r="http://schemas.openxmlformats.org/officeDocument/2006/relationships" xmlns:w="http://schemas.openxmlformats.org/wordprocessingml/2006/main" xmlns:w14="http://schemas.microsoft.com/office/word/2010/wordml" xmlns:w15="http://schemas.microsoft.com/office/word/2012/wordml" xmlns:w16cex="http://schemas.microsoft.com/office/word/2018/wordml/cex" xmlns:w16cid="http://schemas.microsoft.com/office/word/2016/wordml/cid" xmlns:w16="http://schemas.microsoft.com/office/word/2018/wordml" xmlns:w16du="http://schemas.microsoft.com/office/word/2023/wordml/word16du" xmlns:w16sdtdh="http://schemas.microsoft.com/office/word/2020/wordml/sdtdatahash" xmlns:w16sdtfl="http://schemas.microsoft.com/office/word/2024/wordml/sdtformatlock" xmlns:w16se="http://schemas.microsoft.com/office/word/2015/wordml/symex" mc:Ignorable="w14 w15 w16se w16cid w16 w16cex w16sdtdh w16sdtfl w16du">
   <w:docDefaults>
     <w:rPrDefault>
       <w:rPr>
-        <w:rFonts w:asciiTheme="minorHAnsi" w:eastAsiaTheme="minorHAnsi" w:hAnsiTheme="minorHAnsi" w:cstheme="minorBidi"/>
-        <w:kern w:val="2"/>
-        <w:sz w:val="24"/>
-        <w:szCs w:val="24"/>
+        <w:rFonts w:ascii="Calibri" w:eastAsia="Calibri" w:hAnsi="Calibri" w:cs="Calibri"/>
+        <w:sz w:val="22"/>
+        <w:szCs w:val="22"/>
         <w:lang w:val="en-US" w:eastAsia="en-US" w:bidi="ar-SA"/>
-        <w14:ligatures w14:val="standardContextual"/>
       </w:rPr>
     </w:rPrDefault>
-    <w:pPrDefault>
-      <w:pPr>
-        <w:spacing w:after="160" w:line="278" w:lineRule="auto"/>
-      </w:pPr>
-    </w:pPrDefault>
+    <w:pPrDefault/>
   </w:docDefaults>
   <w:latentStyles w:defLockedState="0" w:defUIPriority="99" w:defSemiHidden="0" w:defUnhideWhenUsed="0" w:defQFormat="0" w:count="376">
     <w:lsdException w:name="Normal" w:uiPriority="0" w:qFormat="1"/>
@@ -1257,206 +2558,100 @@
   </w:style>
   <w:style w:type="paragraph" w:styleId="Heading1">
     <w:name w:val="heading 1"/>
-    <w:basedOn w:val="Normal"/>
-    <w:next w:val="Normal"/>
-    <w:link w:val="Heading1Char"/>
     <w:uiPriority w:val="9"/>
     <w:qFormat/>
-    <w:rsid w:val="00BF18FD"/>
     <w:pPr>
-      <w:keepNext/>
-      <w:keepLines/>
-      <w:spacing w:before="360" w:after="80"/>
+      <w:pBdr>
+        <w:bottom w:val="single" w:sz="6" w:space="4" w:color="1F3864"/>
+      </w:pBdr>
+      <w:spacing w:before="480" w:after="200"/>
       <w:outlineLvl w:val="0"/>
     </w:pPr>
     <w:rPr>
-      <w:rFonts w:asciiTheme="majorHAnsi" w:eastAsiaTheme="majorEastAsia" w:hAnsiTheme="majorHAnsi" w:cstheme="majorBidi"/>
-      <w:color w:val="2F5496" w:themeColor="accent1" w:themeShade="BF"/>
-      <w:sz w:val="40"/>
-      <w:szCs w:val="40"/>
+      <w:b/>
+      <w:bCs/>
+      <w:color w:val="1F3864"/>
+      <w:sz w:val="30"/>
+      <w:szCs w:val="30"/>
     </w:rPr>
   </w:style>
   <w:style w:type="paragraph" w:styleId="Heading2">
     <w:name w:val="heading 2"/>
-    <w:basedOn w:val="Normal"/>
-    <w:next w:val="Normal"/>
-    <w:link w:val="Heading2Char"/>
+    <w:uiPriority w:val="9"/>
+    <w:unhideWhenUsed/>
+    <w:qFormat/>
+    <w:pPr>
+      <w:spacing w:before="320" w:after="140"/>
+      <w:outlineLvl w:val="1"/>
+    </w:pPr>
+    <w:rPr>
+      <w:b/>
+      <w:bCs/>
+      <w:color w:val="2E5395"/>
+      <w:sz w:val="24"/>
+      <w:szCs w:val="24"/>
+    </w:rPr>
+  </w:style>
+  <w:style w:type="paragraph" w:styleId="Heading3">
+    <w:name w:val="heading 3"/>
     <w:uiPriority w:val="9"/>
     <w:semiHidden/>
     <w:unhideWhenUsed/>
     <w:qFormat/>
-    <w:rsid w:val="00BF18FD"/>
     <w:pPr>
-      <w:keepNext/>
-      <w:keepLines/>
-      <w:spacing w:before="160" w:after="80"/>
-      <w:outlineLvl w:val="1"/>
+      <w:outlineLvl w:val="2"/>
     </w:pPr>
     <w:rPr>
-      <w:rFonts w:asciiTheme="majorHAnsi" w:eastAsiaTheme="majorEastAsia" w:hAnsiTheme="majorHAnsi" w:cstheme="majorBidi"/>
-      <w:color w:val="2F5496" w:themeColor="accent1" w:themeShade="BF"/>
-      <w:sz w:val="32"/>
-      <w:szCs w:val="32"/>
+      <w:color w:val="1F4D78"/>
+      <w:sz w:val="24"/>
+      <w:szCs w:val="24"/>
     </w:rPr>
   </w:style>
-  <w:style w:type="paragraph" w:styleId="Heading3">
-    <w:name w:val="heading 3"/>
-    <w:basedOn w:val="Normal"/>
-    <w:next w:val="Normal"/>
-    <w:link w:val="Heading3Char"/>
+  <w:style w:type="paragraph" w:styleId="Heading4">
+    <w:name w:val="heading 4"/>
     <w:uiPriority w:val="9"/>
     <w:semiHidden/>
     <w:unhideWhenUsed/>
     <w:qFormat/>
-    <w:rsid w:val="00BF18FD"/>
     <w:pPr>
-      <w:keepNext/>
-      <w:keepLines/>
-      <w:spacing w:before="160" w:after="80"/>
-      <w:outlineLvl w:val="2"/>
+      <w:outlineLvl w:val="3"/>
     </w:pPr>
     <w:rPr>
-      <w:rFonts w:eastAsiaTheme="majorEastAsia" w:cstheme="majorBidi"/>
-      <w:color w:val="2F5496" w:themeColor="accent1" w:themeShade="BF"/>
-      <w:sz w:val="28"/>
-      <w:szCs w:val="28"/>
+      <w:i/>
+      <w:iCs/>
+      <w:color w:val="2E74B5"/>
     </w:rPr>
   </w:style>
-  <w:style w:type="paragraph" w:styleId="Heading4">
-    <w:name w:val="heading 4"/>
-    <w:basedOn w:val="Normal"/>
-    <w:next w:val="Normal"/>
-    <w:link w:val="Heading4Char"/>
+  <w:style w:type="paragraph" w:styleId="Heading5">
+    <w:name w:val="heading 5"/>
     <w:uiPriority w:val="9"/>
     <w:semiHidden/>
     <w:unhideWhenUsed/>
     <w:qFormat/>
-    <w:rsid w:val="00BF18FD"/>
     <w:pPr>
-      <w:keepNext/>
-      <w:keepLines/>
-      <w:spacing w:before="80" w:after="40"/>
-      <w:outlineLvl w:val="3"/>
+      <w:outlineLvl w:val="4"/>
     </w:pPr>
     <w:rPr>
-      <w:rFonts w:eastAsiaTheme="majorEastAsia" w:cstheme="majorBidi"/>
-      <w:i/>
-      <w:iCs/>
-      <w:color w:val="2F5496" w:themeColor="accent1" w:themeShade="BF"/>
+      <w:color w:val="2E74B5"/>
     </w:rPr>
   </w:style>
-  <w:style w:type="paragraph" w:styleId="Heading5">
-    <w:name w:val="heading 5"/>
-    <w:basedOn w:val="Normal"/>
-    <w:next w:val="Normal"/>
-    <w:link w:val="Heading5Char"/>
+  <w:style w:type="paragraph" w:styleId="Heading6">
+    <w:name w:val="heading 6"/>
     <w:uiPriority w:val="9"/>
     <w:semiHidden/>
     <w:unhideWhenUsed/>
     <w:qFormat/>
-    <w:rsid w:val="00BF18FD"/>
     <w:pPr>
-      <w:keepNext/>
-      <w:keepLines/>
-      <w:spacing w:before="80" w:after="40"/>
-      <w:outlineLvl w:val="4"/>
-    </w:pPr>
-    <w:rPr>
-      <w:rFonts w:eastAsiaTheme="majorEastAsia" w:cstheme="majorBidi"/>
-      <w:color w:val="2F5496" w:themeColor="accent1" w:themeShade="BF"/>
-    </w:rPr>
-  </w:style>
-  <w:style w:type="paragraph" w:styleId="Heading6">
-    <w:name w:val="heading 6"/>
-    <w:basedOn w:val="Normal"/>
-    <w:next w:val="Normal"/>
-    <w:link w:val="Heading6Char"/>
-    <w:uiPriority w:val="9"/>
-    <w:semiHidden/>
-    <w:unhideWhenUsed/>
-    <w:qFormat/>
-    <w:rsid w:val="00BF18FD"/>
-    <w:pPr>
-      <w:keepNext/>
-      <w:keepLines/>
-      <w:spacing w:before="40" w:after="0"/>
       <w:outlineLvl w:val="5"/>
     </w:pPr>
     <w:rPr>
-      <w:rFonts w:eastAsiaTheme="majorEastAsia" w:cstheme="majorBidi"/>
-      <w:i/>
-      <w:iCs/>
-      <w:color w:val="595959" w:themeColor="text1" w:themeTint="A6"/>
-    </w:rPr>
-  </w:style>
-  <w:style w:type="paragraph" w:styleId="Heading7">
-    <w:name w:val="heading 7"/>
-    <w:basedOn w:val="Normal"/>
-    <w:next w:val="Normal"/>
-    <w:link w:val="Heading7Char"/>
-    <w:uiPriority w:val="9"/>
-    <w:semiHidden/>
-    <w:unhideWhenUsed/>
-    <w:qFormat/>
-    <w:rsid w:val="00BF18FD"/>
-    <w:pPr>
-      <w:keepNext/>
-      <w:keepLines/>
-      <w:spacing w:before="40" w:after="0"/>
-      <w:outlineLvl w:val="6"/>
-    </w:pPr>
-    <w:rPr>
-      <w:rFonts w:eastAsiaTheme="majorEastAsia" w:cstheme="majorBidi"/>
-      <w:color w:val="595959" w:themeColor="text1" w:themeTint="A6"/>
-    </w:rPr>
-  </w:style>
-  <w:style w:type="paragraph" w:styleId="Heading8">
-    <w:name w:val="heading 8"/>
-    <w:basedOn w:val="Normal"/>
-    <w:next w:val="Normal"/>
-    <w:link w:val="Heading8Char"/>
-    <w:uiPriority w:val="9"/>
-    <w:semiHidden/>
-    <w:unhideWhenUsed/>
-    <w:qFormat/>
-    <w:rsid w:val="00BF18FD"/>
-    <w:pPr>
-      <w:keepNext/>
-      <w:keepLines/>
-      <w:spacing w:after="0"/>
-      <w:outlineLvl w:val="7"/>
-    </w:pPr>
-    <w:rPr>
-      <w:rFonts w:eastAsiaTheme="majorEastAsia" w:cstheme="majorBidi"/>
-      <w:i/>
-      <w:iCs/>
-      <w:color w:val="272727" w:themeColor="text1" w:themeTint="D8"/>
-    </w:rPr>
-  </w:style>
-  <w:style w:type="paragraph" w:styleId="Heading9">
-    <w:name w:val="heading 9"/>
-    <w:basedOn w:val="Normal"/>
-    <w:next w:val="Normal"/>
-    <w:link w:val="Heading9Char"/>
-    <w:uiPriority w:val="9"/>
-    <w:semiHidden/>
-    <w:unhideWhenUsed/>
-    <w:qFormat/>
-    <w:rsid w:val="00BF18FD"/>
-    <w:pPr>
-      <w:keepNext/>
-      <w:keepLines/>
-      <w:spacing w:after="0"/>
-      <w:outlineLvl w:val="8"/>
-    </w:pPr>
-    <w:rPr>
-      <w:rFonts w:eastAsiaTheme="majorEastAsia" w:cstheme="majorBidi"/>
-      <w:color w:val="272727" w:themeColor="text1" w:themeTint="D8"/>
+      <w:color w:val="1F4D78"/>
     </w:rPr>
   </w:style>
   <w:style w:type="character" w:default="1" w:styleId="DefaultParagraphFont">
     <w:name w:val="Default Paragraph Font"/>
     <w:uiPriority w:val="1"/>
+    <w:semiHidden/>
     <w:unhideWhenUsed/>
   </w:style>
   <w:style w:type="table" w:default="1" w:styleId="TableNormal">
@@ -1480,295 +2675,145 @@
     <w:semiHidden/>
     <w:unhideWhenUsed/>
   </w:style>
-  <w:style w:type="character" w:customStyle="1" w:styleId="Heading1Char">
-    <w:name w:val="Heading 1 Char"/>
-    <w:basedOn w:val="DefaultParagraphFont"/>
-    <w:link w:val="Heading1"/>
-    <w:uiPriority w:val="9"/>
-    <w:rsid w:val="00BF18FD"/>
-    <w:rPr>
-      <w:rFonts w:asciiTheme="majorHAnsi" w:eastAsiaTheme="majorEastAsia" w:hAnsiTheme="majorHAnsi" w:cstheme="majorBidi"/>
-      <w:color w:val="2F5496" w:themeColor="accent1" w:themeShade="BF"/>
-      <w:sz w:val="40"/>
-      <w:szCs w:val="40"/>
-    </w:rPr>
-  </w:style>
-  <w:style w:type="character" w:customStyle="1" w:styleId="Heading2Char">
-    <w:name w:val="Heading 2 Char"/>
-    <w:basedOn w:val="DefaultParagraphFont"/>
-    <w:link w:val="Heading2"/>
-    <w:uiPriority w:val="9"/>
-    <w:semiHidden/>
-    <w:rsid w:val="00BF18FD"/>
-    <w:rPr>
-      <w:rFonts w:asciiTheme="majorHAnsi" w:eastAsiaTheme="majorEastAsia" w:hAnsiTheme="majorHAnsi" w:cstheme="majorBidi"/>
-      <w:color w:val="2F5496" w:themeColor="accent1" w:themeShade="BF"/>
-      <w:sz w:val="32"/>
-      <w:szCs w:val="32"/>
-    </w:rPr>
-  </w:style>
-  <w:style w:type="character" w:customStyle="1" w:styleId="Heading3Char">
-    <w:name w:val="Heading 3 Char"/>
-    <w:basedOn w:val="DefaultParagraphFont"/>
-    <w:link w:val="Heading3"/>
-    <w:uiPriority w:val="9"/>
-    <w:semiHidden/>
-    <w:rsid w:val="00BF18FD"/>
-    <w:rPr>
-      <w:rFonts w:eastAsiaTheme="majorEastAsia" w:cstheme="majorBidi"/>
-      <w:color w:val="2F5496" w:themeColor="accent1" w:themeShade="BF"/>
-      <w:sz w:val="28"/>
-      <w:szCs w:val="28"/>
-    </w:rPr>
-  </w:style>
-  <w:style w:type="character" w:customStyle="1" w:styleId="Heading4Char">
-    <w:name w:val="Heading 4 Char"/>
-    <w:basedOn w:val="DefaultParagraphFont"/>
-    <w:link w:val="Heading4"/>
-    <w:uiPriority w:val="9"/>
-    <w:semiHidden/>
-    <w:rsid w:val="00BF18FD"/>
-    <w:rPr>
-      <w:rFonts w:eastAsiaTheme="majorEastAsia" w:cstheme="majorBidi"/>
-      <w:i/>
-      <w:iCs/>
-      <w:color w:val="2F5496" w:themeColor="accent1" w:themeShade="BF"/>
-    </w:rPr>
-  </w:style>
-  <w:style w:type="character" w:customStyle="1" w:styleId="Heading5Char">
-    <w:name w:val="Heading 5 Char"/>
-    <w:basedOn w:val="DefaultParagraphFont"/>
-    <w:link w:val="Heading5"/>
-    <w:uiPriority w:val="9"/>
-    <w:semiHidden/>
-    <w:rsid w:val="00BF18FD"/>
-    <w:rPr>
-      <w:rFonts w:eastAsiaTheme="majorEastAsia" w:cstheme="majorBidi"/>
-      <w:color w:val="2F5496" w:themeColor="accent1" w:themeShade="BF"/>
-    </w:rPr>
-  </w:style>
-  <w:style w:type="character" w:customStyle="1" w:styleId="Heading6Char">
-    <w:name w:val="Heading 6 Char"/>
-    <w:basedOn w:val="DefaultParagraphFont"/>
-    <w:link w:val="Heading6"/>
-    <w:uiPriority w:val="9"/>
-    <w:semiHidden/>
-    <w:rsid w:val="00BF18FD"/>
-    <w:rPr>
-      <w:rFonts w:eastAsiaTheme="majorEastAsia" w:cstheme="majorBidi"/>
-      <w:i/>
-      <w:iCs/>
-      <w:color w:val="595959" w:themeColor="text1" w:themeTint="A6"/>
-    </w:rPr>
-  </w:style>
-  <w:style w:type="character" w:customStyle="1" w:styleId="Heading7Char">
-    <w:name w:val="Heading 7 Char"/>
-    <w:basedOn w:val="DefaultParagraphFont"/>
-    <w:link w:val="Heading7"/>
-    <w:uiPriority w:val="9"/>
-    <w:semiHidden/>
-    <w:rsid w:val="00BF18FD"/>
-    <w:rPr>
-      <w:rFonts w:eastAsiaTheme="majorEastAsia" w:cstheme="majorBidi"/>
-      <w:color w:val="595959" w:themeColor="text1" w:themeTint="A6"/>
-    </w:rPr>
-  </w:style>
-  <w:style w:type="character" w:customStyle="1" w:styleId="Heading8Char">
-    <w:name w:val="Heading 8 Char"/>
-    <w:basedOn w:val="DefaultParagraphFont"/>
-    <w:link w:val="Heading8"/>
-    <w:uiPriority w:val="9"/>
-    <w:semiHidden/>
-    <w:rsid w:val="00BF18FD"/>
-    <w:rPr>
-      <w:rFonts w:eastAsiaTheme="majorEastAsia" w:cstheme="majorBidi"/>
-      <w:i/>
-      <w:iCs/>
-      <w:color w:val="272727" w:themeColor="text1" w:themeTint="D8"/>
-    </w:rPr>
-  </w:style>
-  <w:style w:type="character" w:customStyle="1" w:styleId="Heading9Char">
-    <w:name w:val="Heading 9 Char"/>
-    <w:basedOn w:val="DefaultParagraphFont"/>
-    <w:link w:val="Heading9"/>
-    <w:uiPriority w:val="9"/>
-    <w:semiHidden/>
-    <w:rsid w:val="00BF18FD"/>
-    <w:rPr>
-      <w:rFonts w:eastAsiaTheme="majorEastAsia" w:cstheme="majorBidi"/>
-      <w:color w:val="272727" w:themeColor="text1" w:themeTint="D8"/>
-    </w:rPr>
-  </w:style>
   <w:style w:type="paragraph" w:styleId="Title">
     <w:name w:val="Title"/>
-    <w:basedOn w:val="Normal"/>
-    <w:next w:val="Normal"/>
-    <w:link w:val="TitleChar"/>
     <w:uiPriority w:val="10"/>
     <w:qFormat/>
-    <w:rsid w:val="00BF18FD"/>
     <w:pPr>
-      <w:spacing w:after="80" w:line="240" w:lineRule="auto"/>
-      <w:contextualSpacing/>
+      <w:spacing w:after="120"/>
+      <w:jc w:val="center"/>
     </w:pPr>
     <w:rPr>
-      <w:rFonts w:asciiTheme="majorHAnsi" w:eastAsiaTheme="majorEastAsia" w:hAnsiTheme="majorHAnsi" w:cstheme="majorBidi"/>
-      <w:spacing w:val="-10"/>
-      <w:kern w:val="28"/>
+      <w:b/>
+      <w:bCs/>
+      <w:color w:val="1F3864"/>
       <w:sz w:val="56"/>
       <w:szCs w:val="56"/>
     </w:rPr>
   </w:style>
-  <w:style w:type="character" w:customStyle="1" w:styleId="TitleChar">
-    <w:name w:val="Title Char"/>
-    <w:basedOn w:val="DefaultParagraphFont"/>
-    <w:link w:val="Title"/>
-    <w:uiPriority w:val="10"/>
-    <w:rsid w:val="00BF18FD"/>
+  <w:style w:type="paragraph" w:customStyle="1" w:styleId="Strong1">
+    <w:name w:val="Strong1"/>
+    <w:qFormat/>
     <w:rPr>
-      <w:rFonts w:asciiTheme="majorHAnsi" w:eastAsiaTheme="majorEastAsia" w:hAnsiTheme="majorHAnsi" w:cstheme="majorBidi"/>
-      <w:spacing w:val="-10"/>
-      <w:kern w:val="28"/>
-      <w:sz w:val="56"/>
-      <w:szCs w:val="56"/>
+      <w:b/>
+      <w:bCs/>
+    </w:rPr>
+  </w:style>
+  <w:style w:type="paragraph" w:styleId="ListParagraph">
+    <w:name w:val="List Paragraph"/>
+    <w:qFormat/>
+  </w:style>
+  <w:style w:type="character" w:styleId="Hyperlink">
+    <w:name w:val="Hyperlink"/>
+    <w:uiPriority w:val="99"/>
+    <w:unhideWhenUsed/>
+    <w:rPr>
+      <w:color w:val="0563C1"/>
+      <w:u w:val="single"/>
+    </w:rPr>
+  </w:style>
+  <w:style w:type="character" w:styleId="FootnoteReference">
+    <w:name w:val="footnote reference"/>
+    <w:uiPriority w:val="99"/>
+    <w:semiHidden/>
+    <w:unhideWhenUsed/>
+    <w:rPr>
+      <w:vertAlign w:val="superscript"/>
+    </w:rPr>
+  </w:style>
+  <w:style w:type="paragraph" w:styleId="FootnoteText">
+    <w:name w:val="footnote text"/>
+    <w:link w:val="FootnoteTextChar"/>
+    <w:uiPriority w:val="99"/>
+    <w:semiHidden/>
+    <w:unhideWhenUsed/>
+    <w:rPr>
+      <w:sz w:val="20"/>
+      <w:szCs w:val="20"/>
+    </w:rPr>
+  </w:style>
+  <w:style w:type="character" w:customStyle="1" w:styleId="FootnoteTextChar">
+    <w:name w:val="Footnote Text Char"/>
+    <w:link w:val="FootnoteText"/>
+    <w:uiPriority w:val="99"/>
+    <w:semiHidden/>
+    <w:unhideWhenUsed/>
+    <w:rPr>
+      <w:sz w:val="20"/>
+      <w:szCs w:val="20"/>
+    </w:rPr>
+  </w:style>
+  <w:style w:type="character" w:styleId="EndnoteReference">
+    <w:name w:val="endnote reference"/>
+    <w:uiPriority w:val="99"/>
+    <w:semiHidden/>
+    <w:unhideWhenUsed/>
+    <w:rPr>
+      <w:vertAlign w:val="superscript"/>
+    </w:rPr>
+  </w:style>
+  <w:style w:type="paragraph" w:styleId="EndnoteText">
+    <w:name w:val="endnote text"/>
+    <w:link w:val="EndnoteTextChar"/>
+    <w:uiPriority w:val="99"/>
+    <w:semiHidden/>
+    <w:unhideWhenUsed/>
+    <w:rPr>
+      <w:sz w:val="20"/>
+      <w:szCs w:val="20"/>
+    </w:rPr>
+  </w:style>
+  <w:style w:type="character" w:customStyle="1" w:styleId="EndnoteTextChar">
+    <w:name w:val="Endnote Text Char"/>
+    <w:link w:val="EndnoteText"/>
+    <w:uiPriority w:val="99"/>
+    <w:semiHidden/>
+    <w:unhideWhenUsed/>
+    <w:rPr>
+      <w:sz w:val="20"/>
+      <w:szCs w:val="20"/>
     </w:rPr>
   </w:style>
   <w:style w:type="paragraph" w:styleId="Subtitle">
     <w:name w:val="Subtitle"/>
-    <w:basedOn w:val="Normal"/>
-    <w:next w:val="Normal"/>
-    <w:link w:val="SubtitleChar"/>
     <w:uiPriority w:val="11"/>
     <w:qFormat/>
-    <w:rsid w:val="00BF18FD"/>
     <w:pPr>
-      <w:numPr>
-        <w:ilvl w:val="1"/>
-      </w:numPr>
-    </w:pPr>
-    <w:rPr>
-      <w:rFonts w:eastAsiaTheme="majorEastAsia" w:cstheme="majorBidi"/>
-      <w:color w:val="595959" w:themeColor="text1" w:themeTint="A6"/>
-      <w:spacing w:val="15"/>
-      <w:sz w:val="28"/>
-      <w:szCs w:val="28"/>
-    </w:rPr>
-  </w:style>
-  <w:style w:type="character" w:customStyle="1" w:styleId="SubtitleChar">
-    <w:name w:val="Subtitle Char"/>
-    <w:basedOn w:val="DefaultParagraphFont"/>
-    <w:link w:val="Subtitle"/>
-    <w:uiPriority w:val="11"/>
-    <w:rsid w:val="00BF18FD"/>
-    <w:rPr>
-      <w:rFonts w:eastAsiaTheme="majorEastAsia" w:cstheme="majorBidi"/>
-      <w:color w:val="595959" w:themeColor="text1" w:themeTint="A6"/>
-      <w:spacing w:val="15"/>
-      <w:sz w:val="28"/>
-      <w:szCs w:val="28"/>
-    </w:rPr>
-  </w:style>
-  <w:style w:type="paragraph" w:styleId="Quote">
-    <w:name w:val="Quote"/>
-    <w:basedOn w:val="Normal"/>
-    <w:next w:val="Normal"/>
-    <w:link w:val="QuoteChar"/>
-    <w:uiPriority w:val="29"/>
-    <w:qFormat/>
-    <w:rsid w:val="00BF18FD"/>
-    <w:pPr>
-      <w:spacing w:before="160"/>
+      <w:spacing w:after="600"/>
       <w:jc w:val="center"/>
     </w:pPr>
     <w:rPr>
       <w:i/>
       <w:iCs/>
-      <w:color w:val="404040" w:themeColor="text1" w:themeTint="BF"/>
+      <w:color w:val="595959"/>
+      <w:sz w:val="26"/>
+      <w:szCs w:val="26"/>
     </w:rPr>
   </w:style>
-  <w:style w:type="character" w:customStyle="1" w:styleId="QuoteChar">
-    <w:name w:val="Quote Char"/>
-    <w:basedOn w:val="DefaultParagraphFont"/>
-    <w:link w:val="Quote"/>
-    <w:uiPriority w:val="29"/>
-    <w:rsid w:val="00BF18FD"/>
-    <w:rPr>
-      <w:i/>
-      <w:iCs/>
-      <w:color w:val="404040" w:themeColor="text1" w:themeTint="BF"/>
-    </w:rPr>
-  </w:style>
-  <w:style w:type="paragraph" w:styleId="ListParagraph">
-    <w:name w:val="List Paragraph"/>
+  <w:style w:type="paragraph" w:styleId="TOC1">
+    <w:name w:val="toc 1"/>
     <w:basedOn w:val="Normal"/>
-    <w:uiPriority w:val="34"/>
-    <w:qFormat/>
-    <w:rsid w:val="00BF18FD"/>
+    <w:next w:val="Normal"/>
+    <w:autoRedefine/>
+    <w:uiPriority w:val="39"/>
+    <w:unhideWhenUsed/>
+    <w:rsid w:val="002418C6"/>
     <w:pPr>
-      <w:ind w:left="720"/>
-      <w:contextualSpacing/>
+      <w:spacing w:after="100"/>
     </w:pPr>
   </w:style>
-  <w:style w:type="character" w:styleId="IntenseEmphasis">
-    <w:name w:val="Intense Emphasis"/>
-    <w:basedOn w:val="DefaultParagraphFont"/>
-    <w:uiPriority w:val="21"/>
-    <w:qFormat/>
-    <w:rsid w:val="00BF18FD"/>
-    <w:rPr>
-      <w:i/>
-      <w:iCs/>
-      <w:color w:val="2F5496" w:themeColor="accent1" w:themeShade="BF"/>
-    </w:rPr>
-  </w:style>
-  <w:style w:type="paragraph" w:styleId="IntenseQuote">
-    <w:name w:val="Intense Quote"/>
+  <w:style w:type="paragraph" w:styleId="TOC2">
+    <w:name w:val="toc 2"/>
     <w:basedOn w:val="Normal"/>
     <w:next w:val="Normal"/>
-    <w:link w:val="IntenseQuoteChar"/>
-    <w:uiPriority w:val="30"/>
-    <w:qFormat/>
-    <w:rsid w:val="00BF18FD"/>
+    <w:autoRedefine/>
+    <w:uiPriority w:val="39"/>
+    <w:unhideWhenUsed/>
+    <w:rsid w:val="002418C6"/>
     <w:pPr>
-      <w:pBdr>
-        <w:top w:val="single" w:sz="4" w:space="10" w:color="2F5496" w:themeColor="accent1" w:themeShade="BF"/>
-        <w:bottom w:val="single" w:sz="4" w:space="10" w:color="2F5496" w:themeColor="accent1" w:themeShade="BF"/>
-      </w:pBdr>
-      <w:spacing w:before="360" w:after="360"/>
-      <w:ind w:left="864" w:right="864"/>
-      <w:jc w:val="center"/>
+      <w:spacing w:after="100"/>
+      <w:ind w:left="220"/>
     </w:pPr>
-    <w:rPr>
-      <w:i/>
-      <w:iCs/>
-      <w:color w:val="2F5496" w:themeColor="accent1" w:themeShade="BF"/>
-    </w:rPr>
-  </w:style>
-  <w:style w:type="character" w:customStyle="1" w:styleId="IntenseQuoteChar">
-    <w:name w:val="Intense Quote Char"/>
-    <w:basedOn w:val="DefaultParagraphFont"/>
-    <w:link w:val="IntenseQuote"/>
-    <w:uiPriority w:val="30"/>
-    <w:rsid w:val="00BF18FD"/>
-    <w:rPr>
-      <w:i/>
-      <w:iCs/>
-      <w:color w:val="2F5496" w:themeColor="accent1" w:themeShade="BF"/>
-    </w:rPr>
-  </w:style>
-  <w:style w:type="character" w:styleId="IntenseReference">
-    <w:name w:val="Intense Reference"/>
-    <w:basedOn w:val="DefaultParagraphFont"/>
-    <w:uiPriority w:val="32"/>
-    <w:qFormat/>
-    <w:rsid w:val="00BF18FD"/>
-    <w:rPr>
-      <w:b/>
-      <w:bCs/>
-      <w:smallCaps/>
-      <w:color w:val="2F5496" w:themeColor="accent1" w:themeShade="BF"/>
-      <w:spacing w:val="5"/>
-    </w:rPr>
   </w:style>
 </w:styles>
 </file>
